--- a/sessions/Session_3_Digital_Employee.docx
+++ b/sessions/Session_3_Digital_Employee.docx
@@ -2309,6 +2309,233 @@
         <w:keepNext w:val="false"/>
         <w:keepLines/>
         <w:pBdr>
+          <w:right w:val="single" w:color="0E4F4B" w:sz="18" w:space="8"/>
+        </w:pBdr>
+        <w:shd w:fill="FFFFFF" w:color="auto" w:val="clear"/>
+        <w:bidi/>
+        <w:spacing w:after="140" w:before="0" w:line="300"/>
+      </w:pPr>
+      <w:r>
+        <w:rPr>
+          <w:rFonts w:ascii="Arial" w:cs="Arial" w:eastAsia="Arial" w:hAnsi="Arial"/>
+          <w:b/>
+          <w:bCs/>
+          <w:i w:val="false"/>
+          <w:color w:val="0E4F4B"/>
+          <w:sz w:val="22"/>
+          <w:szCs w:val="22"/>
+          <w:rtl/>
+        </w:rPr>
+        <w:t xml:space="preserve">تقول:  </w:t>
+      </w:r>
+      <w:r>
+        <w:rPr>
+          <w:rFonts w:ascii="Arial" w:cs="Arial" w:eastAsia="Arial" w:hAnsi="Arial"/>
+          <w:b w:val="false"/>
+          <w:i w:val="false"/>
+          <w:sz w:val="23"/>
+          <w:szCs w:val="23"/>
+          <w:rtl/>
+        </w:rPr>
+        <w:t xml:space="preserve">سؤال للي ماجربش الدفتر: إيه اللي وقفك؟</w:t>
+      </w:r>
+    </w:p>
+    <w:p>
+      <w:pPr>
+        <w:keepNext w:val="false"/>
+        <w:keepLines/>
+        <w:pBdr>
+          <w:right w:val="single" w:color="1D3A6B" w:sz="18" w:space="8"/>
+        </w:pBdr>
+        <w:shd w:fill="EEF1F8" w:color="auto" w:val="clear"/>
+        <w:bidi/>
+        <w:spacing w:after="140" w:before="0" w:line="300"/>
+      </w:pPr>
+      <w:r>
+        <w:rPr>
+          <w:rFonts w:ascii="Arial" w:cs="Arial" w:eastAsia="Arial" w:hAnsi="Arial"/>
+          <w:b/>
+          <w:bCs/>
+          <w:i w:val="false"/>
+          <w:color w:val="1D3A6B"/>
+          <w:sz w:val="22"/>
+          <w:szCs w:val="22"/>
+          <w:rtl/>
+        </w:rPr>
+        <w:t xml:space="preserve">اسأل القاعة:  </w:t>
+      </w:r>
+      <w:r>
+        <w:rPr>
+          <w:rFonts w:ascii="Arial" w:cs="Arial" w:eastAsia="Arial" w:hAnsi="Arial"/>
+          <w:b/>
+          <w:bCs/>
+          <w:i w:val="false"/>
+          <w:sz w:val="23"/>
+          <w:szCs w:val="23"/>
+          <w:rtl/>
+        </w:rPr>
+        <w:t xml:space="preserve">…</w:t>
+      </w:r>
+    </w:p>
+    <w:p>
+      <w:pPr>
+        <w:keepNext/>
+        <w:keepLines/>
+        <w:pBdr>
+          <w:right w:val="single" w:color="1D3A6B" w:sz="18" w:space="8"/>
+        </w:pBdr>
+        <w:shd w:fill="EEF1F8" w:color="auto" w:val="clear"/>
+        <w:bidi/>
+        <w:spacing w:after="0" w:before="0" w:line="300"/>
+      </w:pPr>
+      <w:r>
+        <w:rPr>
+          <w:rFonts w:ascii="Arial" w:cs="Arial" w:eastAsia="Arial" w:hAnsi="Arial"/>
+          <w:b/>
+          <w:bCs/>
+          <w:i w:val="false"/>
+          <w:color w:val="1D3A6B"/>
+          <w:sz w:val="22"/>
+          <w:szCs w:val="22"/>
+          <w:rtl/>
+        </w:rPr>
+        <w:t xml:space="preserve">إجابات متوقعة:  </w:t>
+      </w:r>
+      <w:r>
+        <w:rPr>
+          <w:rFonts w:ascii="Arial" w:cs="Arial" w:eastAsia="Arial" w:hAnsi="Arial"/>
+          <w:b w:val="false"/>
+          <w:i w:val="false"/>
+          <w:sz w:val="23"/>
+          <w:szCs w:val="23"/>
+          <w:rtl/>
+        </w:rPr>
+        <w:t xml:space="preserve">مفيش وقت</w:t>
+      </w:r>
+    </w:p>
+    <w:p>
+      <w:pPr>
+        <w:keepNext/>
+        <w:keepLines/>
+        <w:pBdr>
+          <w:right w:val="single" w:color="1D3A6B" w:sz="18" w:space="8"/>
+        </w:pBdr>
+        <w:shd w:fill="EEF1F8" w:color="auto" w:val="clear"/>
+        <w:bidi/>
+        <w:spacing w:after="0" w:before="0" w:line="300"/>
+      </w:pPr>
+      <w:r>
+        <w:rPr>
+          <w:rFonts w:ascii="Arial" w:cs="Arial" w:eastAsia="Arial" w:hAnsi="Arial"/>
+          <w:b w:val="false"/>
+          <w:i w:val="false"/>
+          <w:sz w:val="23"/>
+          <w:szCs w:val="23"/>
+          <w:rtl/>
+        </w:rPr>
+        <w:t xml:space="preserve">مالقيتش ملفات مش سرية</w:t>
+      </w:r>
+    </w:p>
+    <w:p>
+      <w:pPr>
+        <w:keepNext w:val="false"/>
+        <w:keepLines/>
+        <w:pBdr>
+          <w:right w:val="single" w:color="1D3A6B" w:sz="18" w:space="8"/>
+        </w:pBdr>
+        <w:shd w:fill="EEF1F8" w:color="auto" w:val="clear"/>
+        <w:bidi/>
+        <w:spacing w:after="140" w:before="0" w:line="300"/>
+      </w:pPr>
+      <w:r>
+        <w:rPr>
+          <w:rFonts w:ascii="Arial" w:cs="Arial" w:eastAsia="Arial" w:hAnsi="Arial"/>
+          <w:b w:val="false"/>
+          <w:i w:val="false"/>
+          <w:sz w:val="23"/>
+          <w:szCs w:val="23"/>
+          <w:rtl/>
+        </w:rPr>
+        <w:t xml:space="preserve">نسيت</w:t>
+      </w:r>
+    </w:p>
+    <w:p>
+      <w:pPr>
+        <w:keepNext w:val="false"/>
+        <w:keepLines/>
+        <w:pBdr>
+          <w:right w:val="single" w:color="0E4F4B" w:sz="18" w:space="8"/>
+        </w:pBdr>
+        <w:shd w:fill="FFFFFF" w:color="auto" w:val="clear"/>
+        <w:bidi/>
+        <w:spacing w:after="140" w:before="0" w:line="300"/>
+      </w:pPr>
+      <w:r>
+        <w:rPr>
+          <w:rFonts w:ascii="Arial" w:cs="Arial" w:eastAsia="Arial" w:hAnsi="Arial"/>
+          <w:b/>
+          <w:bCs/>
+          <w:i w:val="false"/>
+          <w:color w:val="0E4F4B"/>
+          <w:sz w:val="22"/>
+          <w:szCs w:val="22"/>
+          <w:rtl/>
+        </w:rPr>
+        <w:t xml:space="preserve">وبعدها تقول:  </w:t>
+      </w:r>
+      <w:r>
+        <w:rPr>
+          <w:rFonts w:ascii="Arial" w:cs="Arial" w:eastAsia="Arial" w:hAnsi="Arial"/>
+          <w:b w:val="false"/>
+          <w:i w:val="false"/>
+          <w:sz w:val="23"/>
+          <w:szCs w:val="23"/>
+          <w:rtl/>
+        </w:rPr>
+        <w:t xml:space="preserve">كلها أسباب منطقية. واللي هنعمله النهارده بيحل «مفيش وقت» بالظبط، لأنه هيوفرلكم وقت من أول يوم.</w:t>
+      </w:r>
+    </w:p>
+    <w:p>
+      <w:pPr>
+        <w:keepNext w:val="false"/>
+        <w:keepLines/>
+        <w:pBdr>
+          <w:right w:val="single" w:color="9A5B12" w:sz="18" w:space="8"/>
+        </w:pBdr>
+        <w:shd w:fill="FBF3E4" w:color="auto" w:val="clear"/>
+        <w:bidi/>
+        <w:spacing w:after="140" w:before="0" w:line="300"/>
+      </w:pPr>
+      <w:r>
+        <w:rPr>
+          <w:rFonts w:ascii="Arial" w:cs="Arial" w:eastAsia="Arial" w:hAnsi="Arial"/>
+          <w:b/>
+          <w:bCs/>
+          <w:i w:val="false"/>
+          <w:color w:val="9A5B12"/>
+          <w:sz w:val="22"/>
+          <w:szCs w:val="22"/>
+          <w:rtl/>
+        </w:rPr>
+        <w:t xml:space="preserve">حيلة ذكية (تحويل العذر لمدخل):  </w:t>
+      </w:r>
+      <w:r>
+        <w:rPr>
+          <w:rFonts w:ascii="Arial" w:cs="Arial" w:eastAsia="Arial" w:hAnsi="Arial"/>
+          <w:b w:val="false"/>
+          <w:i w:val="false"/>
+          <w:sz w:val="23"/>
+          <w:szCs w:val="23"/>
+          <w:rtl/>
+        </w:rPr>
+        <w:t xml:space="preserve">بدل ما تلوم اللي ماطبّقش، بتحوّل عذره («مفيش وقت») لسبب يحضر الجلسة دي بتركيز. كده مابيحسش إنه متهم، وبيحس إن الجلسة معمولة عشانه.</w:t>
+      </w:r>
+    </w:p>
+    <w:p>
+      <w:pPr>
+        <w:keepNext w:val="false"/>
+        <w:keepLines/>
+        <w:pBdr>
           <w:right w:val="single" w:color="1D3A6B" w:sz="18" w:space="8"/>
         </w:pBdr>
         <w:shd w:fill="EEF1F8" w:color="auto" w:val="clear"/>
@@ -2656,6 +2883,233 @@
           <w:rtl/>
         </w:rPr>
         <w:t xml:space="preserve">اجمع من ٤ أو ٥ متدربين بصوت عالي، واحسب المتوسط على الشاشة.</w:t>
+      </w:r>
+    </w:p>
+    <w:p>
+      <w:pPr>
+        <w:keepNext w:val="false"/>
+        <w:keepLines/>
+        <w:pBdr>
+          <w:right w:val="single" w:color="0E4F4B" w:sz="18" w:space="8"/>
+        </w:pBdr>
+        <w:shd w:fill="FFFFFF" w:color="auto" w:val="clear"/>
+        <w:bidi/>
+        <w:spacing w:after="140" w:before="0" w:line="300"/>
+      </w:pPr>
+      <w:r>
+        <w:rPr>
+          <w:rFonts w:ascii="Arial" w:cs="Arial" w:eastAsia="Arial" w:hAnsi="Arial"/>
+          <w:b/>
+          <w:bCs/>
+          <w:i w:val="false"/>
+          <w:color w:val="0E4F4B"/>
+          <w:sz w:val="22"/>
+          <w:szCs w:val="22"/>
+          <w:rtl/>
+        </w:rPr>
+        <w:t xml:space="preserve">تقول:  </w:t>
+      </w:r>
+      <w:r>
+        <w:rPr>
+          <w:rFonts w:ascii="Arial" w:cs="Arial" w:eastAsia="Arial" w:hAnsi="Arial"/>
+          <w:b w:val="false"/>
+          <w:i w:val="false"/>
+          <w:sz w:val="23"/>
+          <w:szCs w:val="23"/>
+          <w:rtl/>
+        </w:rPr>
+        <w:t xml:space="preserve">خلّوني أقول الأرقام بصوت عالي: [اقرا الأرقام]. متوسط القاعة تقريبًا [الرقم] ساعة في الأسبوع. يعني قريب من يوم ونص شغل كل أسبوع بيروح في كتابة ومتابعة وترتيب.</w:t>
+      </w:r>
+    </w:p>
+    <w:p>
+      <w:pPr>
+        <w:keepNext w:val="false"/>
+        <w:keepLines/>
+        <w:pBdr>
+          <w:right w:val="single" w:color="1D3A6B" w:sz="18" w:space="8"/>
+        </w:pBdr>
+        <w:shd w:fill="EEF1F8" w:color="auto" w:val="clear"/>
+        <w:bidi/>
+        <w:spacing w:after="140" w:before="0" w:line="300"/>
+      </w:pPr>
+      <w:r>
+        <w:rPr>
+          <w:rFonts w:ascii="Arial" w:cs="Arial" w:eastAsia="Arial" w:hAnsi="Arial"/>
+          <w:b/>
+          <w:bCs/>
+          <w:i w:val="false"/>
+          <w:color w:val="1D3A6B"/>
+          <w:sz w:val="22"/>
+          <w:szCs w:val="22"/>
+          <w:rtl/>
+        </w:rPr>
+        <w:t xml:space="preserve">اسأل القاعة:  </w:t>
+      </w:r>
+      <w:r>
+        <w:rPr>
+          <w:rFonts w:ascii="Arial" w:cs="Arial" w:eastAsia="Arial" w:hAnsi="Arial"/>
+          <w:b/>
+          <w:bCs/>
+          <w:i w:val="false"/>
+          <w:sz w:val="23"/>
+          <w:szCs w:val="23"/>
+          <w:rtl/>
+        </w:rPr>
+        <w:t xml:space="preserve">لو رجعلكم يوم ونص في الأسبوع، هتعملوا بيهم إيه؟</w:t>
+      </w:r>
+    </w:p>
+    <w:p>
+      <w:pPr>
+        <w:keepNext/>
+        <w:keepLines/>
+        <w:pBdr>
+          <w:right w:val="single" w:color="1D3A6B" w:sz="18" w:space="8"/>
+        </w:pBdr>
+        <w:shd w:fill="EEF1F8" w:color="auto" w:val="clear"/>
+        <w:bidi/>
+        <w:spacing w:after="0" w:before="0" w:line="300"/>
+      </w:pPr>
+      <w:r>
+        <w:rPr>
+          <w:rFonts w:ascii="Arial" w:cs="Arial" w:eastAsia="Arial" w:hAnsi="Arial"/>
+          <w:b/>
+          <w:bCs/>
+          <w:i w:val="false"/>
+          <w:color w:val="1D3A6B"/>
+          <w:sz w:val="22"/>
+          <w:szCs w:val="22"/>
+          <w:rtl/>
+        </w:rPr>
+        <w:t xml:space="preserve">إجابات متوقعة:  </w:t>
+      </w:r>
+      <w:r>
+        <w:rPr>
+          <w:rFonts w:ascii="Arial" w:cs="Arial" w:eastAsia="Arial" w:hAnsi="Arial"/>
+          <w:b w:val="false"/>
+          <w:i w:val="false"/>
+          <w:sz w:val="23"/>
+          <w:szCs w:val="23"/>
+          <w:rtl/>
+        </w:rPr>
+        <w:t xml:space="preserve">شغل أهم</w:t>
+      </w:r>
+    </w:p>
+    <w:p>
+      <w:pPr>
+        <w:keepNext/>
+        <w:keepLines/>
+        <w:pBdr>
+          <w:right w:val="single" w:color="1D3A6B" w:sz="18" w:space="8"/>
+        </w:pBdr>
+        <w:shd w:fill="EEF1F8" w:color="auto" w:val="clear"/>
+        <w:bidi/>
+        <w:spacing w:after="0" w:before="0" w:line="300"/>
+      </w:pPr>
+      <w:r>
+        <w:rPr>
+          <w:rFonts w:ascii="Arial" w:cs="Arial" w:eastAsia="Arial" w:hAnsi="Arial"/>
+          <w:b w:val="false"/>
+          <w:i w:val="false"/>
+          <w:sz w:val="23"/>
+          <w:szCs w:val="23"/>
+          <w:rtl/>
+        </w:rPr>
+        <w:t xml:space="preserve">تفكير وتخطيط</w:t>
+      </w:r>
+    </w:p>
+    <w:p>
+      <w:pPr>
+        <w:keepNext w:val="false"/>
+        <w:keepLines/>
+        <w:pBdr>
+          <w:right w:val="single" w:color="1D3A6B" w:sz="18" w:space="8"/>
+        </w:pBdr>
+        <w:shd w:fill="EEF1F8" w:color="auto" w:val="clear"/>
+        <w:bidi/>
+        <w:spacing w:after="140" w:before="0" w:line="300"/>
+      </w:pPr>
+      <w:r>
+        <w:rPr>
+          <w:rFonts w:ascii="Arial" w:cs="Arial" w:eastAsia="Arial" w:hAnsi="Arial"/>
+          <w:b w:val="false"/>
+          <w:i w:val="false"/>
+          <w:sz w:val="23"/>
+          <w:szCs w:val="23"/>
+          <w:rtl/>
+        </w:rPr>
+        <w:t xml:space="preserve">أروّح بدري</w:t>
+      </w:r>
+    </w:p>
+    <w:p>
+      <w:pPr>
+        <w:keepNext w:val="false"/>
+        <w:keepLines/>
+        <w:pBdr>
+          <w:right w:val="single" w:color="0E4F4B" w:sz="18" w:space="8"/>
+        </w:pBdr>
+        <w:shd w:fill="FFFFFF" w:color="auto" w:val="clear"/>
+        <w:bidi/>
+        <w:spacing w:after="140" w:before="0" w:line="300"/>
+      </w:pPr>
+      <w:r>
+        <w:rPr>
+          <w:rFonts w:ascii="Arial" w:cs="Arial" w:eastAsia="Arial" w:hAnsi="Arial"/>
+          <w:b/>
+          <w:bCs/>
+          <w:i w:val="false"/>
+          <w:color w:val="0E4F4B"/>
+          <w:sz w:val="22"/>
+          <w:szCs w:val="22"/>
+          <w:rtl/>
+        </w:rPr>
+        <w:t xml:space="preserve">وبعدها تقول:  </w:t>
+      </w:r>
+      <w:r>
+        <w:rPr>
+          <w:rFonts w:ascii="Arial" w:cs="Arial" w:eastAsia="Arial" w:hAnsi="Arial"/>
+          <w:b w:val="false"/>
+          <w:i w:val="false"/>
+          <w:sz w:val="23"/>
+          <w:szCs w:val="23"/>
+          <w:rtl/>
+        </w:rPr>
+        <w:t xml:space="preserve">كلها إجابات حلوة. واللي هيروّح بدري، عنده حق برضه.</w:t>
+      </w:r>
+    </w:p>
+    <w:p>
+      <w:pPr>
+        <w:keepNext w:val="false"/>
+        <w:keepLines/>
+        <w:pBdr>
+          <w:right w:val="single" w:color="9A5B12" w:sz="18" w:space="8"/>
+        </w:pBdr>
+        <w:shd w:fill="FBF3E4" w:color="auto" w:val="clear"/>
+        <w:bidi/>
+        <w:spacing w:after="140" w:before="0" w:line="300"/>
+      </w:pPr>
+      <w:r>
+        <w:rPr>
+          <w:rFonts w:ascii="Arial" w:cs="Arial" w:eastAsia="Arial" w:hAnsi="Arial"/>
+          <w:b/>
+          <w:bCs/>
+          <w:i w:val="false"/>
+          <w:color w:val="9A5B12"/>
+          <w:sz w:val="22"/>
+          <w:szCs w:val="22"/>
+          <w:rtl/>
+        </w:rPr>
+        <w:t xml:space="preserve">حيلة ذكية (التخيّل الإيجابي):  </w:t>
+      </w:r>
+      <w:r>
+        <w:rPr>
+          <w:rFonts w:ascii="Arial" w:cs="Arial" w:eastAsia="Arial" w:hAnsi="Arial"/>
+          <w:b w:val="false"/>
+          <w:i w:val="false"/>
+          <w:sz w:val="23"/>
+          <w:szCs w:val="23"/>
+          <w:rtl/>
+        </w:rPr>
+        <w:t xml:space="preserve">سؤال «هتعملوا إيه بالوقت ده» بيخلّيهم يتخيلوا المكسب بشكل شخصي. الرغبة في المكسب الملموس أقوى دافع للتعلم عند الكبار.</w:t>
       </w:r>
     </w:p>
     <w:p>
@@ -3388,6 +3842,79 @@
         <w:keepNext w:val="false"/>
         <w:keepLines/>
         <w:pBdr>
+          <w:right w:val="single" w:color="5B2A45" w:sz="18" w:space="8"/>
+        </w:pBdr>
+        <w:shd w:fill="F6EEF3" w:color="auto" w:val="clear"/>
+        <w:bidi/>
+        <w:spacing w:after="140" w:before="0" w:line="300"/>
+      </w:pPr>
+      <w:r>
+        <w:rPr>
+          <w:rFonts w:ascii="Arial" w:cs="Arial" w:eastAsia="Arial" w:hAnsi="Arial"/>
+          <w:b/>
+          <w:bCs/>
+          <w:i w:val="false"/>
+          <w:color w:val="5B2A45"/>
+          <w:sz w:val="22"/>
+          <w:szCs w:val="22"/>
+          <w:rtl/>
+        </w:rPr>
+        <w:t xml:space="preserve">لو اتسألت:  </w:t>
+      </w:r>
+      <w:r>
+        <w:rPr>
+          <w:rFonts w:ascii="Arial" w:cs="Arial" w:eastAsia="Arial" w:hAnsi="Arial"/>
+          <w:b/>
+          <w:bCs/>
+          <w:i w:val="false"/>
+          <w:sz w:val="23"/>
+          <w:szCs w:val="23"/>
+          <w:rtl/>
+        </w:rPr>
+        <w:t xml:space="preserve">بس مش كل ساعة اجتماع ضايعة. الاجتماعات مهمة.</w:t>
+      </w:r>
+    </w:p>
+    <w:p>
+      <w:pPr>
+        <w:keepNext w:val="false"/>
+        <w:keepLines/>
+        <w:pBdr>
+          <w:right w:val="single" w:color="5B2A45" w:sz="18" w:space="8"/>
+        </w:pBdr>
+        <w:shd w:fill="F6EEF3" w:color="auto" w:val="clear"/>
+        <w:bidi/>
+        <w:spacing w:after="140" w:before="0" w:line="300"/>
+      </w:pPr>
+      <w:r>
+        <w:rPr>
+          <w:rFonts w:ascii="Arial" w:cs="Arial" w:eastAsia="Arial" w:hAnsi="Arial"/>
+          <w:b/>
+          <w:bCs/>
+          <w:i w:val="false"/>
+          <w:color w:val="5B2A45"/>
+          <w:sz w:val="22"/>
+          <w:szCs w:val="22"/>
+          <w:rtl/>
+        </w:rPr>
+        <w:t xml:space="preserve">ترد:  </w:t>
+      </w:r>
+      <w:r>
+        <w:rPr>
+          <w:rFonts w:ascii="Arial" w:cs="Arial" w:eastAsia="Arial" w:hAnsi="Arial"/>
+          <w:b w:val="false"/>
+          <w:i w:val="false"/>
+          <w:sz w:val="23"/>
+          <w:szCs w:val="23"/>
+          <w:rtl/>
+        </w:rPr>
+        <w:t xml:space="preserve">صح جدًا. مش هنلغي الاجتماعات. هنلغي الوقت اللي حوالين الاجتماع: التحضير العشوائي، والمحضر اللي بياخد ساعة، والمتابعة اللي بتتنسي. الاجتماع نفسه بيفضل، بس بيبقى أقصر وأوضح.</w:t>
+      </w:r>
+    </w:p>
+    <w:p>
+      <w:pPr>
+        <w:keepNext w:val="false"/>
+        <w:keepLines/>
+        <w:pBdr>
           <w:right w:val="single" w:color="0E4F4B" w:sz="18" w:space="8"/>
         </w:pBdr>
         <w:shd w:fill="FFFFFF" w:color="auto" w:val="clear"/>
@@ -3772,6 +4299,199 @@
         <w:keepNext w:val="false"/>
         <w:keepLines/>
         <w:pBdr>
+          <w:right w:val="single" w:color="1D3A6B" w:sz="18" w:space="8"/>
+        </w:pBdr>
+        <w:shd w:fill="EEF1F8" w:color="auto" w:val="clear"/>
+        <w:bidi/>
+        <w:spacing w:after="140" w:before="0" w:line="300"/>
+      </w:pPr>
+      <w:r>
+        <w:rPr>
+          <w:rFonts w:ascii="Arial" w:cs="Arial" w:eastAsia="Arial" w:hAnsi="Arial"/>
+          <w:b/>
+          <w:bCs/>
+          <w:i w:val="false"/>
+          <w:color w:val="1D3A6B"/>
+          <w:sz w:val="22"/>
+          <w:szCs w:val="22"/>
+          <w:rtl/>
+        </w:rPr>
+        <w:t xml:space="preserve">اسأل القاعة:  </w:t>
+      </w:r>
+      <w:r>
+        <w:rPr>
+          <w:rFonts w:ascii="Arial" w:cs="Arial" w:eastAsia="Arial" w:hAnsi="Arial"/>
+          <w:b/>
+          <w:bCs/>
+          <w:i w:val="false"/>
+          <w:sz w:val="23"/>
+          <w:szCs w:val="23"/>
+          <w:rtl/>
+        </w:rPr>
+        <w:t xml:space="preserve">بصوا على التصنيف. تتفقوا معاه؟ فيه حاجة حطها في مكان غلط؟</w:t>
+      </w:r>
+    </w:p>
+    <w:p>
+      <w:pPr>
+        <w:keepNext/>
+        <w:keepLines/>
+        <w:pBdr>
+          <w:right w:val="single" w:color="1D3A6B" w:sz="18" w:space="8"/>
+        </w:pBdr>
+        <w:shd w:fill="EEF1F8" w:color="auto" w:val="clear"/>
+        <w:bidi/>
+        <w:spacing w:after="0" w:before="0" w:line="300"/>
+      </w:pPr>
+      <w:r>
+        <w:rPr>
+          <w:rFonts w:ascii="Arial" w:cs="Arial" w:eastAsia="Arial" w:hAnsi="Arial"/>
+          <w:b/>
+          <w:bCs/>
+          <w:i w:val="false"/>
+          <w:color w:val="1D3A6B"/>
+          <w:sz w:val="22"/>
+          <w:szCs w:val="22"/>
+          <w:rtl/>
+        </w:rPr>
+        <w:t xml:space="preserve">إجابات متوقعة:  </w:t>
+      </w:r>
+      <w:r>
+        <w:rPr>
+          <w:rFonts w:ascii="Arial" w:cs="Arial" w:eastAsia="Arial" w:hAnsi="Arial"/>
+          <w:b w:val="false"/>
+          <w:i w:val="false"/>
+          <w:sz w:val="23"/>
+          <w:szCs w:val="23"/>
+          <w:rtl/>
+        </w:rPr>
+        <w:t xml:space="preserve">العميل الزعلان لازم فوق</w:t>
+      </w:r>
+    </w:p>
+    <w:p>
+      <w:pPr>
+        <w:keepNext/>
+        <w:keepLines/>
+        <w:pBdr>
+          <w:right w:val="single" w:color="1D3A6B" w:sz="18" w:space="8"/>
+        </w:pBdr>
+        <w:shd w:fill="EEF1F8" w:color="auto" w:val="clear"/>
+        <w:bidi/>
+        <w:spacing w:after="0" w:before="0" w:line="300"/>
+      </w:pPr>
+      <w:r>
+        <w:rPr>
+          <w:rFonts w:ascii="Arial" w:cs="Arial" w:eastAsia="Arial" w:hAnsi="Arial"/>
+          <w:b w:val="false"/>
+          <w:i w:val="false"/>
+          <w:sz w:val="23"/>
+          <w:szCs w:val="23"/>
+          <w:rtl/>
+        </w:rPr>
+        <w:t xml:space="preserve">رسالة المدير العام أهم</w:t>
+      </w:r>
+    </w:p>
+    <w:p>
+      <w:pPr>
+        <w:keepNext w:val="false"/>
+        <w:keepLines/>
+        <w:pBdr>
+          <w:right w:val="single" w:color="1D3A6B" w:sz="18" w:space="8"/>
+        </w:pBdr>
+        <w:shd w:fill="EEF1F8" w:color="auto" w:val="clear"/>
+        <w:bidi/>
+        <w:spacing w:after="140" w:before="0" w:line="300"/>
+      </w:pPr>
+      <w:r>
+        <w:rPr>
+          <w:rFonts w:ascii="Arial" w:cs="Arial" w:eastAsia="Arial" w:hAnsi="Arial"/>
+          <w:b w:val="false"/>
+          <w:i w:val="false"/>
+          <w:sz w:val="23"/>
+          <w:szCs w:val="23"/>
+          <w:rtl/>
+        </w:rPr>
+        <w:t xml:space="preserve">موافقة الإجازة سهلة تتأجل</w:t>
+      </w:r>
+    </w:p>
+    <w:p>
+      <w:pPr>
+        <w:keepNext w:val="false"/>
+        <w:keepLines/>
+        <w:pBdr>
+          <w:right w:val="single" w:color="0E4F4B" w:sz="18" w:space="8"/>
+        </w:pBdr>
+        <w:shd w:fill="FFFFFF" w:color="auto" w:val="clear"/>
+        <w:bidi/>
+        <w:spacing w:after="140" w:before="0" w:line="300"/>
+      </w:pPr>
+      <w:r>
+        <w:rPr>
+          <w:rFonts w:ascii="Arial" w:cs="Arial" w:eastAsia="Arial" w:hAnsi="Arial"/>
+          <w:b/>
+          <w:bCs/>
+          <w:i w:val="false"/>
+          <w:color w:val="0E4F4B"/>
+          <w:sz w:val="22"/>
+          <w:szCs w:val="22"/>
+          <w:rtl/>
+        </w:rPr>
+        <w:t xml:space="preserve">وبعدها تقول:  </w:t>
+      </w:r>
+      <w:r>
+        <w:rPr>
+          <w:rFonts w:ascii="Arial" w:cs="Arial" w:eastAsia="Arial" w:hAnsi="Arial"/>
+          <w:b w:val="false"/>
+          <w:i w:val="false"/>
+          <w:sz w:val="23"/>
+          <w:szCs w:val="23"/>
+          <w:rtl/>
+        </w:rPr>
+        <w:t xml:space="preserve">ممتاز. شايفين؟ إنتم لسه المديرين. الأداة عملت ٨٠٪ من الشغل في دقيقة، وإنتم صحّحتوا الـ ٢٠٪ الباقية في ٣٠ ثانية. ده بالظبط التقسيم الصح.</w:t>
+      </w:r>
+    </w:p>
+    <w:p>
+      <w:pPr>
+        <w:keepNext w:val="false"/>
+        <w:keepLines/>
+        <w:pBdr>
+          <w:right w:val="single" w:color="555555" w:sz="18" w:space="8"/>
+        </w:pBdr>
+        <w:shd w:fill="F5F5F5" w:color="auto" w:val="clear"/>
+        <w:bidi/>
+        <w:spacing w:after="140" w:before="0" w:line="300"/>
+      </w:pPr>
+      <w:r>
+        <w:rPr>
+          <w:rFonts w:ascii="Arial" w:cs="Arial" w:eastAsia="Arial" w:hAnsi="Arial"/>
+          <w:b/>
+          <w:bCs/>
+          <w:i w:val="false"/>
+          <w:color w:val="555555"/>
+          <w:sz w:val="22"/>
+          <w:szCs w:val="22"/>
+          <w:rtl/>
+        </w:rPr>
+        <w:t xml:space="preserve">ملحوظة ليك:  </w:t>
+      </w:r>
+      <w:r>
+        <w:rPr>
+          <w:rFonts w:ascii="Arial" w:cs="Arial" w:eastAsia="Arial" w:hAnsi="Arial"/>
+          <w:b w:val="false"/>
+          <w:i/>
+          <w:iCs/>
+          <w:color w:val="555555"/>
+          <w:sz w:val="23"/>
+          <w:szCs w:val="23"/>
+          <w:rtl/>
+        </w:rPr>
+        <w:t xml:space="preserve">غالبًا الأداة هتحط «رسالة المدير العام» و«العميل الزعلان» في «رد النهارده». لو حطت الندوة أو النشرة في «التجاهل» ده صح. لو حطت حاجة غريبة، استغلها: «شايفين؟ عشان كده لازم تراجعوا».</w:t>
+      </w:r>
+    </w:p>
+    <w:p>
+      <w:pPr>
+        <w:keepNext w:val="false"/>
+        <w:keepLines/>
+        <w:pBdr>
           <w:right w:val="single" w:color="0E4F4B" w:sz="18" w:space="8"/>
         </w:pBdr>
         <w:shd w:fill="FFFFFF" w:color="auto" w:val="clear"/>
@@ -3908,6 +4628,115 @@
     </w:p>
     <w:p>
       <w:pPr>
+        <w:keepNext w:val="false"/>
+        <w:keepLines/>
+        <w:pBdr>
+          <w:right w:val="single" w:color="1D3A6B" w:sz="18" w:space="8"/>
+        </w:pBdr>
+        <w:shd w:fill="EEF1F8" w:color="auto" w:val="clear"/>
+        <w:bidi/>
+        <w:spacing w:after="140" w:before="0" w:line="300"/>
+      </w:pPr>
+      <w:r>
+        <w:rPr>
+          <w:rFonts w:ascii="Arial" w:cs="Arial" w:eastAsia="Arial" w:hAnsi="Arial"/>
+          <w:b/>
+          <w:bCs/>
+          <w:i w:val="false"/>
+          <w:color w:val="1D3A6B"/>
+          <w:sz w:val="22"/>
+          <w:szCs w:val="22"/>
+          <w:rtl/>
+        </w:rPr>
+        <w:t xml:space="preserve">اسأل القاعة:  </w:t>
+      </w:r>
+      <w:r>
+        <w:rPr>
+          <w:rFonts w:ascii="Arial" w:cs="Arial" w:eastAsia="Arial" w:hAnsi="Arial"/>
+          <w:b/>
+          <w:bCs/>
+          <w:i w:val="false"/>
+          <w:sz w:val="23"/>
+          <w:szCs w:val="23"/>
+          <w:rtl/>
+        </w:rPr>
+        <w:t xml:space="preserve">مين فيكم دماغه بتبقى أحسن الصبح؟ ومين بعد الضهر؟</w:t>
+      </w:r>
+    </w:p>
+    <w:p>
+      <w:pPr>
+        <w:keepNext w:val="false"/>
+        <w:keepLines/>
+        <w:pBdr>
+          <w:right w:val="single" w:color="1D3A6B" w:sz="18" w:space="8"/>
+        </w:pBdr>
+        <w:shd w:fill="EEF1F8" w:color="auto" w:val="clear"/>
+        <w:bidi/>
+        <w:spacing w:after="140" w:before="0" w:line="300"/>
+      </w:pPr>
+      <w:r>
+        <w:rPr>
+          <w:rFonts w:ascii="Arial" w:cs="Arial" w:eastAsia="Arial" w:hAnsi="Arial"/>
+          <w:b/>
+          <w:bCs/>
+          <w:i w:val="false"/>
+          <w:color w:val="1D3A6B"/>
+          <w:sz w:val="22"/>
+          <w:szCs w:val="22"/>
+          <w:rtl/>
+        </w:rPr>
+        <w:t xml:space="preserve">إجابات متوقعة:  </w:t>
+      </w:r>
+      <w:r>
+        <w:rPr>
+          <w:rFonts w:ascii="Arial" w:cs="Arial" w:eastAsia="Arial" w:hAnsi="Arial"/>
+          <w:b w:val="false"/>
+          <w:i w:val="false"/>
+          <w:sz w:val="23"/>
+          <w:szCs w:val="23"/>
+          <w:rtl/>
+        </w:rPr>
+        <w:t xml:space="preserve">تقسيم في القاعة</w:t>
+      </w:r>
+    </w:p>
+    <w:p>
+      <w:pPr>
+        <w:keepNext w:val="false"/>
+        <w:keepLines/>
+        <w:pBdr>
+          <w:right w:val="single" w:color="0E4F4B" w:sz="18" w:space="8"/>
+        </w:pBdr>
+        <w:shd w:fill="FFFFFF" w:color="auto" w:val="clear"/>
+        <w:bidi/>
+        <w:spacing w:after="140" w:before="0" w:line="300"/>
+      </w:pPr>
+      <w:r>
+        <w:rPr>
+          <w:rFonts w:ascii="Arial" w:cs="Arial" w:eastAsia="Arial" w:hAnsi="Arial"/>
+          <w:b/>
+          <w:bCs/>
+          <w:i w:val="false"/>
+          <w:color w:val="0E4F4B"/>
+          <w:sz w:val="22"/>
+          <w:szCs w:val="22"/>
+          <w:rtl/>
+        </w:rPr>
+        <w:t xml:space="preserve">وبعدها تقول:  </w:t>
+      </w:r>
+      <w:r>
+        <w:rPr>
+          <w:rFonts w:ascii="Arial" w:cs="Arial" w:eastAsia="Arial" w:hAnsi="Arial"/>
+          <w:b w:val="false"/>
+          <w:i w:val="false"/>
+          <w:sz w:val="23"/>
+          <w:szCs w:val="23"/>
+          <w:rtl/>
+        </w:rPr>
+        <w:t xml:space="preserve">شايفين؟ مفيش إجابة واحدة. عشان كده لازم تقولوا للأداة. هي ماتعرفش إنتم «ناس صبح» ولا «ناس ليل».</w:t>
+      </w:r>
+    </w:p>
+    <w:p>
+      <w:pPr>
         <w:pStyle w:val="Heading2"/>
         <w:keepNext/>
         <w:bidi/>
@@ -3978,6 +4807,138 @@
         <w:keepNext w:val="false"/>
         <w:keepLines/>
         <w:pBdr>
+          <w:right w:val="single" w:color="555555" w:sz="18" w:space="8"/>
+        </w:pBdr>
+        <w:shd w:fill="EEF2F1" w:color="auto" w:val="clear"/>
+        <w:bidi/>
+        <w:spacing w:after="140" w:before="0" w:line="300"/>
+      </w:pPr>
+      <w:r>
+        <w:rPr>
+          <w:rFonts w:ascii="Arial" w:cs="Arial" w:eastAsia="Arial" w:hAnsi="Arial"/>
+          <w:b/>
+          <w:bCs/>
+          <w:i w:val="false"/>
+          <w:color w:val="555555"/>
+          <w:sz w:val="22"/>
+          <w:szCs w:val="22"/>
+          <w:rtl/>
+        </w:rPr>
+        <w:t xml:space="preserve">على الشاشة / اعمل:  </w:t>
+      </w:r>
+      <w:r>
+        <w:rPr>
+          <w:rFonts w:ascii="Arial" w:cs="Arial" w:eastAsia="Arial" w:hAnsi="Arial"/>
+          <w:b w:val="false"/>
+          <w:i w:val="false"/>
+          <w:sz w:val="23"/>
+          <w:szCs w:val="23"/>
+          <w:rtl/>
+        </w:rPr>
+        <w:t xml:space="preserve">جرّبه قدامهم على موضوع: «مراجعة أسباب انخفاض مبيعات فرع الإسكندرية». اعرض الأجندة الناتجة، وركّز على جزء «من يكفيه الملخص».</w:t>
+      </w:r>
+    </w:p>
+    <w:p>
+      <w:pPr>
+        <w:keepNext w:val="false"/>
+        <w:keepLines/>
+        <w:pBdr>
+          <w:right w:val="single" w:color="1D3A6B" w:sz="18" w:space="8"/>
+        </w:pBdr>
+        <w:shd w:fill="EEF1F8" w:color="auto" w:val="clear"/>
+        <w:bidi/>
+        <w:spacing w:after="140" w:before="0" w:line="300"/>
+      </w:pPr>
+      <w:r>
+        <w:rPr>
+          <w:rFonts w:ascii="Arial" w:cs="Arial" w:eastAsia="Arial" w:hAnsi="Arial"/>
+          <w:b/>
+          <w:bCs/>
+          <w:i w:val="false"/>
+          <w:color w:val="1D3A6B"/>
+          <w:sz w:val="22"/>
+          <w:szCs w:val="22"/>
+          <w:rtl/>
+        </w:rPr>
+        <w:t xml:space="preserve">اسأل القاعة:  </w:t>
+      </w:r>
+      <w:r>
+        <w:rPr>
+          <w:rFonts w:ascii="Arial" w:cs="Arial" w:eastAsia="Arial" w:hAnsi="Arial"/>
+          <w:b/>
+          <w:bCs/>
+          <w:i w:val="false"/>
+          <w:sz w:val="23"/>
+          <w:szCs w:val="23"/>
+          <w:rtl/>
+        </w:rPr>
+        <w:t xml:space="preserve">كام اجتماع حضرتوه الشهر ده وكان ممكن يبقى إيميل؟</w:t>
+      </w:r>
+    </w:p>
+    <w:p>
+      <w:pPr>
+        <w:keepNext/>
+        <w:keepLines/>
+        <w:pBdr>
+          <w:right w:val="single" w:color="1D3A6B" w:sz="18" w:space="8"/>
+        </w:pBdr>
+        <w:shd w:fill="EEF1F8" w:color="auto" w:val="clear"/>
+        <w:bidi/>
+        <w:spacing w:after="0" w:before="0" w:line="300"/>
+      </w:pPr>
+      <w:r>
+        <w:rPr>
+          <w:rFonts w:ascii="Arial" w:cs="Arial" w:eastAsia="Arial" w:hAnsi="Arial"/>
+          <w:b/>
+          <w:bCs/>
+          <w:i w:val="false"/>
+          <w:color w:val="1D3A6B"/>
+          <w:sz w:val="22"/>
+          <w:szCs w:val="22"/>
+          <w:rtl/>
+        </w:rPr>
+        <w:t xml:space="preserve">إجابات متوقعة:  </w:t>
+      </w:r>
+      <w:r>
+        <w:rPr>
+          <w:rFonts w:ascii="Arial" w:cs="Arial" w:eastAsia="Arial" w:hAnsi="Arial"/>
+          <w:b w:val="false"/>
+          <w:i w:val="false"/>
+          <w:sz w:val="23"/>
+          <w:szCs w:val="23"/>
+          <w:rtl/>
+        </w:rPr>
+        <w:t xml:space="preserve">ضحك</w:t>
+      </w:r>
+    </w:p>
+    <w:p>
+      <w:pPr>
+        <w:keepNext w:val="false"/>
+        <w:keepLines/>
+        <w:pBdr>
+          <w:right w:val="single" w:color="1D3A6B" w:sz="18" w:space="8"/>
+        </w:pBdr>
+        <w:shd w:fill="EEF1F8" w:color="auto" w:val="clear"/>
+        <w:bidi/>
+        <w:spacing w:after="140" w:before="0" w:line="300"/>
+      </w:pPr>
+      <w:r>
+        <w:rPr>
+          <w:rFonts w:ascii="Arial" w:cs="Arial" w:eastAsia="Arial" w:hAnsi="Arial"/>
+          <w:b w:val="false"/>
+          <w:i w:val="false"/>
+          <w:sz w:val="23"/>
+          <w:szCs w:val="23"/>
+          <w:rtl/>
+        </w:rPr>
+        <w:t xml:space="preserve">كتير</w:t>
+      </w:r>
+    </w:p>
+    <w:p>
+      <w:pPr>
+        <w:keepNext w:val="false"/>
+        <w:keepLines/>
+        <w:pBdr>
           <w:right w:val="single" w:color="0E4F4B" w:sz="18" w:space="8"/>
         </w:pBdr>
         <w:shd w:fill="FFFFFF" w:color="auto" w:val="clear"/>
@@ -3995,6 +4956,42 @@
           <w:szCs w:val="22"/>
           <w:rtl/>
         </w:rPr>
+        <w:t xml:space="preserve">وبعدها تقول:  </w:t>
+      </w:r>
+      <w:r>
+        <w:rPr>
+          <w:rFonts w:ascii="Arial" w:cs="Arial" w:eastAsia="Arial" w:hAnsi="Arial"/>
+          <w:b w:val="false"/>
+          <w:i w:val="false"/>
+          <w:sz w:val="23"/>
+          <w:szCs w:val="23"/>
+          <w:rtl/>
+        </w:rPr>
+        <w:t xml:space="preserve">الـ Prompt ده هيقولكم ده قبل الاجتماع، مش بعده.</w:t>
+      </w:r>
+    </w:p>
+    <w:p>
+      <w:pPr>
+        <w:keepNext w:val="false"/>
+        <w:keepLines/>
+        <w:pBdr>
+          <w:right w:val="single" w:color="0E4F4B" w:sz="18" w:space="8"/>
+        </w:pBdr>
+        <w:shd w:fill="FFFFFF" w:color="auto" w:val="clear"/>
+        <w:bidi/>
+        <w:spacing w:after="140" w:before="0" w:line="300"/>
+      </w:pPr>
+      <w:r>
+        <w:rPr>
+          <w:rFonts w:ascii="Arial" w:cs="Arial" w:eastAsia="Arial" w:hAnsi="Arial"/>
+          <w:b/>
+          <w:bCs/>
+          <w:i w:val="false"/>
+          <w:color w:val="0E4F4B"/>
+          <w:sz w:val="22"/>
+          <w:szCs w:val="22"/>
+          <w:rtl/>
+        </w:rPr>
         <w:t xml:space="preserve">تقول:  </w:t>
       </w:r>
       <w:r>
@@ -4053,6 +5050,78 @@
           <w:rtl/>
         </w:rPr>
         <w:t xml:space="preserve">هذه ملاحظاتي المبعثرة من الاجتماع: [الملاحظات]. حوّلها إلى محضر مرتب: ملخص تنفيذي في ثلاثة أسطر، والقرارات المتخذة، ونقاط المتابعة مع المسؤول والموعد لكل بند، والمسائل التي لم تُحسم. وإن وجدت أرقامًا أو أسماء غير واضحة أو متعارضة، اسألني عنها قبل الكتابة.</w:t>
+      </w:r>
+    </w:p>
+    <w:p>
+      <w:pPr>
+        <w:keepNext w:val="false"/>
+        <w:keepLines/>
+        <w:pBdr>
+          <w:right w:val="single" w:color="555555" w:sz="18" w:space="8"/>
+        </w:pBdr>
+        <w:shd w:fill="EEF2F1" w:color="auto" w:val="clear"/>
+        <w:bidi/>
+        <w:spacing w:after="140" w:before="0" w:line="300"/>
+      </w:pPr>
+      <w:r>
+        <w:rPr>
+          <w:rFonts w:ascii="Arial" w:cs="Arial" w:eastAsia="Arial" w:hAnsi="Arial"/>
+          <w:b/>
+          <w:bCs/>
+          <w:i w:val="false"/>
+          <w:color w:val="555555"/>
+          <w:sz w:val="22"/>
+          <w:szCs w:val="22"/>
+          <w:rtl/>
+        </w:rPr>
+        <w:t xml:space="preserve">على الشاشة / اعمل:  </w:t>
+      </w:r>
+      <w:r>
+        <w:rPr>
+          <w:rFonts w:ascii="Arial" w:cs="Arial" w:eastAsia="Arial" w:hAnsi="Arial"/>
+          <w:b w:val="false"/>
+          <w:i w:val="false"/>
+          <w:sz w:val="23"/>
+          <w:szCs w:val="23"/>
+          <w:rtl/>
+        </w:rPr>
+        <w:t xml:space="preserve">الصق ملاحظات اجتماع المبيعات (نفس الملف بتاع الجلسة الأولى). هتلاقي الأداة سألت عن نسبة الخصم وميعاد تقرير الربع.</w:t>
+      </w:r>
+    </w:p>
+    <w:p>
+      <w:pPr>
+        <w:keepNext w:val="false"/>
+        <w:keepLines/>
+        <w:pBdr>
+          <w:right w:val="single" w:color="0E4F4B" w:sz="18" w:space="8"/>
+        </w:pBdr>
+        <w:shd w:fill="FFFFFF" w:color="auto" w:val="clear"/>
+        <w:bidi/>
+        <w:spacing w:after="140" w:before="0" w:line="300"/>
+      </w:pPr>
+      <w:r>
+        <w:rPr>
+          <w:rFonts w:ascii="Arial" w:cs="Arial" w:eastAsia="Arial" w:hAnsi="Arial"/>
+          <w:b/>
+          <w:bCs/>
+          <w:i w:val="false"/>
+          <w:color w:val="0E4F4B"/>
+          <w:sz w:val="22"/>
+          <w:szCs w:val="22"/>
+          <w:rtl/>
+        </w:rPr>
+        <w:t xml:space="preserve">تقول:  </w:t>
+      </w:r>
+      <w:r>
+        <w:rPr>
+          <w:rFonts w:ascii="Arial" w:cs="Arial" w:eastAsia="Arial" w:hAnsi="Arial"/>
+          <w:b w:val="false"/>
+          <w:i w:val="false"/>
+          <w:sz w:val="23"/>
+          <w:szCs w:val="23"/>
+          <w:rtl/>
+        </w:rPr>
+        <w:t xml:space="preserve">فاكرين الملف ده؟ نفس الملاحظات بتاعة الجلسة الأولى. المرة دي الـ Prompt نفسه فيه «اسألني لو فيه حاجة متعارضة». يعني الجملة الذهبية بقت جزء من القالب، مش حاجة بتفتكروها كل مرة.</w:t>
       </w:r>
     </w:p>
     <w:p>
@@ -4160,6 +5229,78 @@
     </w:p>
     <w:p>
       <w:pPr>
+        <w:keepNext w:val="false"/>
+        <w:keepLines/>
+        <w:pBdr>
+          <w:right w:val="single" w:color="0E4F4B" w:sz="18" w:space="8"/>
+        </w:pBdr>
+        <w:shd w:fill="FFFFFF" w:color="auto" w:val="clear"/>
+        <w:bidi/>
+        <w:spacing w:after="140" w:before="0" w:line="300"/>
+      </w:pPr>
+      <w:r>
+        <w:rPr>
+          <w:rFonts w:ascii="Arial" w:cs="Arial" w:eastAsia="Arial" w:hAnsi="Arial"/>
+          <w:b/>
+          <w:bCs/>
+          <w:i w:val="false"/>
+          <w:color w:val="0E4F4B"/>
+          <w:sz w:val="22"/>
+          <w:szCs w:val="22"/>
+          <w:rtl/>
+        </w:rPr>
+        <w:t xml:space="preserve">تقول:  </w:t>
+      </w:r>
+      <w:r>
+        <w:rPr>
+          <w:rFonts w:ascii="Arial" w:cs="Arial" w:eastAsia="Arial" w:hAnsi="Arial"/>
+          <w:b w:val="false"/>
+          <w:i w:val="false"/>
+          <w:sz w:val="23"/>
+          <w:szCs w:val="23"/>
+          <w:rtl/>
+        </w:rPr>
+        <w:t xml:space="preserve">خلّوني أوريكم الفرق. تفويض عادي: «يا كريم، خلّص تقرير المرتجعات». تفويض بالقالب: «يا كريم، محتاج تقرير المرتجعات لشهر سبتمبر، فيه عدد المرتجعات وقيمتها وأكتر ٣ أسباب، في صفحة واحدة، يوم الخميس الساعة ١٢. لو فيه مرتجع أكتر من ١٠ آلاف، ارجعلي قبل ما تكتب عنه». أنهي فيهم كريم هيرجعلك بيه صح من أول مرة؟</w:t>
+      </w:r>
+    </w:p>
+    <w:p>
+      <w:pPr>
+        <w:keepNext w:val="false"/>
+        <w:keepLines/>
+        <w:pBdr>
+          <w:right w:val="single" w:color="9A5B12" w:sz="18" w:space="8"/>
+        </w:pBdr>
+        <w:shd w:fill="FBF3E4" w:color="auto" w:val="clear"/>
+        <w:bidi/>
+        <w:spacing w:after="140" w:before="0" w:line="300"/>
+      </w:pPr>
+      <w:r>
+        <w:rPr>
+          <w:rFonts w:ascii="Arial" w:cs="Arial" w:eastAsia="Arial" w:hAnsi="Arial"/>
+          <w:b/>
+          <w:bCs/>
+          <w:i w:val="false"/>
+          <w:color w:val="9A5B12"/>
+          <w:sz w:val="22"/>
+          <w:szCs w:val="22"/>
+          <w:rtl/>
+        </w:rPr>
+        <w:t xml:space="preserve">حيلة ذكية (المقارنة الملموسة):  </w:t>
+      </w:r>
+      <w:r>
+        <w:rPr>
+          <w:rFonts w:ascii="Arial" w:cs="Arial" w:eastAsia="Arial" w:hAnsi="Arial"/>
+          <w:b w:val="false"/>
+          <w:i w:val="false"/>
+          <w:sz w:val="23"/>
+          <w:szCs w:val="23"/>
+          <w:rtl/>
+        </w:rPr>
+        <w:t xml:space="preserve">مثال واحد قبل وبعد بأسماء وأرقام أقوى من ١٠ جمل شرح عن «أهمية وضوح التفويض».</w:t>
+      </w:r>
+    </w:p>
+    <w:p>
+      <w:pPr>
         <w:pStyle w:val="Heading2"/>
         <w:keepNext/>
         <w:bidi/>
@@ -4445,6 +5586,152 @@
     </w:p>
     <w:p>
       <w:pPr>
+        <w:keepNext w:val="false"/>
+        <w:keepLines/>
+        <w:pBdr>
+          <w:right w:val="single" w:color="5B2A45" w:sz="18" w:space="8"/>
+        </w:pBdr>
+        <w:shd w:fill="F6EEF3" w:color="auto" w:val="clear"/>
+        <w:bidi/>
+        <w:spacing w:after="140" w:before="0" w:line="300"/>
+      </w:pPr>
+      <w:r>
+        <w:rPr>
+          <w:rFonts w:ascii="Arial" w:cs="Arial" w:eastAsia="Arial" w:hAnsi="Arial"/>
+          <w:b/>
+          <w:bCs/>
+          <w:i w:val="false"/>
+          <w:color w:val="5B2A45"/>
+          <w:sz w:val="22"/>
+          <w:szCs w:val="22"/>
+          <w:rtl/>
+        </w:rPr>
+        <w:t xml:space="preserve">لو اتسألت:  </w:t>
+      </w:r>
+      <w:r>
+        <w:rPr>
+          <w:rFonts w:ascii="Arial" w:cs="Arial" w:eastAsia="Arial" w:hAnsi="Arial"/>
+          <w:b/>
+          <w:bCs/>
+          <w:i w:val="false"/>
+          <w:sz w:val="23"/>
+          <w:szCs w:val="23"/>
+          <w:rtl/>
+        </w:rPr>
+        <w:t xml:space="preserve">ينفع أحط كل الـ Prompts دي في مكان وأستخدمها بسرعة؟</w:t>
+      </w:r>
+    </w:p>
+    <w:p>
+      <w:pPr>
+        <w:keepNext w:val="false"/>
+        <w:keepLines/>
+        <w:pBdr>
+          <w:right w:val="single" w:color="5B2A45" w:sz="18" w:space="8"/>
+        </w:pBdr>
+        <w:shd w:fill="F6EEF3" w:color="auto" w:val="clear"/>
+        <w:bidi/>
+        <w:spacing w:after="140" w:before="0" w:line="300"/>
+      </w:pPr>
+      <w:r>
+        <w:rPr>
+          <w:rFonts w:ascii="Arial" w:cs="Arial" w:eastAsia="Arial" w:hAnsi="Arial"/>
+          <w:b/>
+          <w:bCs/>
+          <w:i w:val="false"/>
+          <w:color w:val="5B2A45"/>
+          <w:sz w:val="22"/>
+          <w:szCs w:val="22"/>
+          <w:rtl/>
+        </w:rPr>
+        <w:t xml:space="preserve">ترد:  </w:t>
+      </w:r>
+      <w:r>
+        <w:rPr>
+          <w:rFonts w:ascii="Arial" w:cs="Arial" w:eastAsia="Arial" w:hAnsi="Arial"/>
+          <w:b w:val="false"/>
+          <w:i w:val="false"/>
+          <w:sz w:val="23"/>
+          <w:szCs w:val="23"/>
+          <w:rtl/>
+        </w:rPr>
+        <w:t xml:space="preserve">أيوه، وده بالظبط هدف مكتبة البرومبتات. وكمان أغلب الأدوات فيها خاصية «تعليمات ثابتة» أو «مساعد مخصص» تحط فيه قالب بتستخدمه كتير، وتستدعيه بضغطة.</w:t>
+      </w:r>
+    </w:p>
+    <w:p>
+      <w:pPr>
+        <w:keepNext w:val="false"/>
+        <w:keepLines/>
+        <w:pBdr>
+          <w:right w:val="single" w:color="5B2A45" w:sz="18" w:space="8"/>
+        </w:pBdr>
+        <w:shd w:fill="F6EEF3" w:color="auto" w:val="clear"/>
+        <w:bidi/>
+        <w:spacing w:after="140" w:before="0" w:line="300"/>
+      </w:pPr>
+      <w:r>
+        <w:rPr>
+          <w:rFonts w:ascii="Arial" w:cs="Arial" w:eastAsia="Arial" w:hAnsi="Arial"/>
+          <w:b/>
+          <w:bCs/>
+          <w:i w:val="false"/>
+          <w:color w:val="5B2A45"/>
+          <w:sz w:val="22"/>
+          <w:szCs w:val="22"/>
+          <w:rtl/>
+        </w:rPr>
+        <w:t xml:space="preserve">لو اتسألت:  </w:t>
+      </w:r>
+      <w:r>
+        <w:rPr>
+          <w:rFonts w:ascii="Arial" w:cs="Arial" w:eastAsia="Arial" w:hAnsi="Arial"/>
+          <w:b/>
+          <w:bCs/>
+          <w:i w:val="false"/>
+          <w:sz w:val="23"/>
+          <w:szCs w:val="23"/>
+          <w:rtl/>
+        </w:rPr>
+        <w:t xml:space="preserve">الرسايل فيها أسماء عملاء. أرفعها؟</w:t>
+      </w:r>
+    </w:p>
+    <w:p>
+      <w:pPr>
+        <w:keepNext w:val="false"/>
+        <w:keepLines/>
+        <w:pBdr>
+          <w:right w:val="single" w:color="5B2A45" w:sz="18" w:space="8"/>
+        </w:pBdr>
+        <w:shd w:fill="F6EEF3" w:color="auto" w:val="clear"/>
+        <w:bidi/>
+        <w:spacing w:after="140" w:before="0" w:line="300"/>
+      </w:pPr>
+      <w:r>
+        <w:rPr>
+          <w:rFonts w:ascii="Arial" w:cs="Arial" w:eastAsia="Arial" w:hAnsi="Arial"/>
+          <w:b/>
+          <w:bCs/>
+          <w:i w:val="false"/>
+          <w:color w:val="5B2A45"/>
+          <w:sz w:val="22"/>
+          <w:szCs w:val="22"/>
+          <w:rtl/>
+        </w:rPr>
+        <w:t xml:space="preserve">ترد:  </w:t>
+      </w:r>
+      <w:r>
+        <w:rPr>
+          <w:rFonts w:ascii="Arial" w:cs="Arial" w:eastAsia="Arial" w:hAnsi="Arial"/>
+          <w:b w:val="false"/>
+          <w:i w:val="false"/>
+          <w:sz w:val="23"/>
+          <w:szCs w:val="23"/>
+          <w:rtl/>
+        </w:rPr>
+        <w:t xml:space="preserve">فاكرين إشارة المرور؟ دي «صفرا». غيّر الأسماء لـ «عميل ١» و«عميل ٢» قبل ما تلصق. ثانيتين، وبعدين كمّل.</w:t>
+      </w:r>
+    </w:p>
+    <w:p>
+      <w:pPr>
         <w:bidi/>
         <w:spacing w:after="100" w:before="0" w:line="300"/>
       </w:pPr>
@@ -4645,6 +5932,151 @@
     </w:p>
     <w:p>
       <w:pPr>
+        <w:keepNext w:val="false"/>
+        <w:keepLines/>
+        <w:pBdr>
+          <w:right w:val="single" w:color="0E4F4B" w:sz="18" w:space="8"/>
+        </w:pBdr>
+        <w:shd w:fill="FFFFFF" w:color="auto" w:val="clear"/>
+        <w:bidi/>
+        <w:spacing w:after="140" w:before="0" w:line="300"/>
+      </w:pPr>
+      <w:r>
+        <w:rPr>
+          <w:rFonts w:ascii="Arial" w:cs="Arial" w:eastAsia="Arial" w:hAnsi="Arial"/>
+          <w:b/>
+          <w:bCs/>
+          <w:i w:val="false"/>
+          <w:color w:val="0E4F4B"/>
+          <w:sz w:val="22"/>
+          <w:szCs w:val="22"/>
+          <w:rtl/>
+        </w:rPr>
+        <w:t xml:space="preserve">تقول:  </w:t>
+      </w:r>
+      <w:r>
+        <w:rPr>
+          <w:rFonts w:ascii="Arial" w:cs="Arial" w:eastAsia="Arial" w:hAnsi="Arial"/>
+          <w:b w:val="false"/>
+          <w:i w:val="false"/>
+          <w:sz w:val="23"/>
+          <w:szCs w:val="23"/>
+          <w:rtl/>
+        </w:rPr>
+        <w:t xml:space="preserve">فيه اسم لده في عالم الذكاء الاصطناعي: «التملق». الأدوات دي اتدربت إنها تكون مفيدة ولطيفة، فأحيانًا بتبالغ في اللطف وبتوافقك على أي حاجة. زي موظف جديد خايف يقول لمديره إن فكرته غلط.</w:t>
+      </w:r>
+    </w:p>
+    <w:p>
+      <w:pPr>
+        <w:keepNext w:val="false"/>
+        <w:keepLines/>
+        <w:pBdr>
+          <w:right w:val="single" w:color="1D3A6B" w:sz="18" w:space="8"/>
+        </w:pBdr>
+        <w:shd w:fill="EEF1F8" w:color="auto" w:val="clear"/>
+        <w:bidi/>
+        <w:spacing w:after="140" w:before="0" w:line="300"/>
+      </w:pPr>
+      <w:r>
+        <w:rPr>
+          <w:rFonts w:ascii="Arial" w:cs="Arial" w:eastAsia="Arial" w:hAnsi="Arial"/>
+          <w:b/>
+          <w:bCs/>
+          <w:i w:val="false"/>
+          <w:color w:val="1D3A6B"/>
+          <w:sz w:val="22"/>
+          <w:szCs w:val="22"/>
+          <w:rtl/>
+        </w:rPr>
+        <w:t xml:space="preserve">اسأل القاعة:  </w:t>
+      </w:r>
+      <w:r>
+        <w:rPr>
+          <w:rFonts w:ascii="Arial" w:cs="Arial" w:eastAsia="Arial" w:hAnsi="Arial"/>
+          <w:b/>
+          <w:bCs/>
+          <w:i w:val="false"/>
+          <w:sz w:val="23"/>
+          <w:szCs w:val="23"/>
+          <w:rtl/>
+        </w:rPr>
+        <w:t xml:space="preserve">مين عنده في شغله حد بيقوله «فكرة ممتازة يا فندم» على كل حاجة؟</w:t>
+      </w:r>
+    </w:p>
+    <w:p>
+      <w:pPr>
+        <w:keepNext w:val="false"/>
+        <w:keepLines/>
+        <w:pBdr>
+          <w:right w:val="single" w:color="1D3A6B" w:sz="18" w:space="8"/>
+        </w:pBdr>
+        <w:shd w:fill="EEF1F8" w:color="auto" w:val="clear"/>
+        <w:bidi/>
+        <w:spacing w:after="140" w:before="0" w:line="300"/>
+      </w:pPr>
+      <w:r>
+        <w:rPr>
+          <w:rFonts w:ascii="Arial" w:cs="Arial" w:eastAsia="Arial" w:hAnsi="Arial"/>
+          <w:b/>
+          <w:bCs/>
+          <w:i w:val="false"/>
+          <w:color w:val="1D3A6B"/>
+          <w:sz w:val="22"/>
+          <w:szCs w:val="22"/>
+          <w:rtl/>
+        </w:rPr>
+        <w:t xml:space="preserve">إجابات متوقعة:  </w:t>
+      </w:r>
+      <w:r>
+        <w:rPr>
+          <w:rFonts w:ascii="Arial" w:cs="Arial" w:eastAsia="Arial" w:hAnsi="Arial"/>
+          <w:b w:val="false"/>
+          <w:i w:val="false"/>
+          <w:sz w:val="23"/>
+          <w:szCs w:val="23"/>
+          <w:rtl/>
+        </w:rPr>
+        <w:t xml:space="preserve">ضحك</w:t>
+      </w:r>
+    </w:p>
+    <w:p>
+      <w:pPr>
+        <w:keepNext w:val="false"/>
+        <w:keepLines/>
+        <w:pBdr>
+          <w:right w:val="single" w:color="0E4F4B" w:sz="18" w:space="8"/>
+        </w:pBdr>
+        <w:shd w:fill="FFFFFF" w:color="auto" w:val="clear"/>
+        <w:bidi/>
+        <w:spacing w:after="140" w:before="0" w:line="300"/>
+      </w:pPr>
+      <w:r>
+        <w:rPr>
+          <w:rFonts w:ascii="Arial" w:cs="Arial" w:eastAsia="Arial" w:hAnsi="Arial"/>
+          <w:b/>
+          <w:bCs/>
+          <w:i w:val="false"/>
+          <w:color w:val="0E4F4B"/>
+          <w:sz w:val="22"/>
+          <w:szCs w:val="22"/>
+          <w:rtl/>
+        </w:rPr>
+        <w:t xml:space="preserve">وبعدها تقول:  </w:t>
+      </w:r>
+      <w:r>
+        <w:rPr>
+          <w:rFonts w:ascii="Arial" w:cs="Arial" w:eastAsia="Arial" w:hAnsi="Arial"/>
+          <w:b w:val="false"/>
+          <w:i w:val="false"/>
+          <w:sz w:val="23"/>
+          <w:szCs w:val="23"/>
+          <w:rtl/>
+        </w:rPr>
+        <w:t xml:space="preserve">ده بالظبط اللي مش عايزينه من الأداة.</w:t>
+      </w:r>
+    </w:p>
+    <w:p>
+      <w:pPr>
         <w:pStyle w:val="Heading2"/>
         <w:keepNext/>
         <w:bidi/>
@@ -4784,6 +6216,44 @@
     </w:p>
     <w:p>
       <w:pPr>
+        <w:keepNext w:val="false"/>
+        <w:keepLines/>
+        <w:pBdr>
+          <w:right w:val="single" w:color="555555" w:sz="18" w:space="8"/>
+        </w:pBdr>
+        <w:shd w:fill="F5F5F5" w:color="auto" w:val="clear"/>
+        <w:bidi/>
+        <w:spacing w:after="140" w:before="0" w:line="300"/>
+      </w:pPr>
+      <w:r>
+        <w:rPr>
+          <w:rFonts w:ascii="Arial" w:cs="Arial" w:eastAsia="Arial" w:hAnsi="Arial"/>
+          <w:b/>
+          <w:bCs/>
+          <w:i w:val="false"/>
+          <w:color w:val="555555"/>
+          <w:sz w:val="22"/>
+          <w:szCs w:val="22"/>
+          <w:rtl/>
+        </w:rPr>
+        <w:t xml:space="preserve">ملحوظة ليك:  </w:t>
+      </w:r>
+      <w:r>
+        <w:rPr>
+          <w:rFonts w:ascii="Arial" w:cs="Arial" w:eastAsia="Arial" w:hAnsi="Arial"/>
+          <w:b w:val="false"/>
+          <w:i/>
+          <w:iCs/>
+          <w:color w:val="555555"/>
+          <w:sz w:val="23"/>
+          <w:szCs w:val="23"/>
+          <w:rtl/>
+        </w:rPr>
+        <w:t xml:space="preserve">لو الأداة في المرة الأولى نقدت الفكرة لوحدها من غير ما تطلب (ده بيحصل مع الأدوات الحديثة)، قول: «ممتاز، الأداة دي أذكى. بس خلّوا بالكم: مش كل الأدوات ولا كل المرات. الجملة دي ضمان».</w:t>
+      </w:r>
+    </w:p>
+    <w:p>
+      <w:pPr>
         <w:pStyle w:val="Heading2"/>
         <w:keepNext/>
         <w:bidi/>
@@ -4837,6 +6307,243 @@
           <w:rtl/>
         </w:rPr>
         <w:t xml:space="preserve">فيه تكنيك مشهور في الإدارة: قبل ما تبدأ مشروع، تخيل إنه فشل فشل ذريع بعد ٦ شهور. واسأل: ليه فشل؟ المخ بيطلّع أسباب أكتر وأصدق لما يتخيل إن الفشل حصل فعلًا.</w:t>
+      </w:r>
+    </w:p>
+    <w:p>
+      <w:pPr>
+        <w:keepNext w:val="false"/>
+        <w:keepLines/>
+        <w:pBdr>
+          <w:right w:val="single" w:color="1D3A6B" w:sz="18" w:space="8"/>
+        </w:pBdr>
+        <w:shd w:fill="EEF1F8" w:color="auto" w:val="clear"/>
+        <w:bidi/>
+        <w:spacing w:after="140" w:before="0" w:line="300"/>
+      </w:pPr>
+      <w:r>
+        <w:rPr>
+          <w:rFonts w:ascii="Arial" w:cs="Arial" w:eastAsia="Arial" w:hAnsi="Arial"/>
+          <w:b/>
+          <w:bCs/>
+          <w:i w:val="false"/>
+          <w:color w:val="1D3A6B"/>
+          <w:sz w:val="22"/>
+          <w:szCs w:val="22"/>
+          <w:rtl/>
+        </w:rPr>
+        <w:t xml:space="preserve">اسأل القاعة:  </w:t>
+      </w:r>
+      <w:r>
+        <w:rPr>
+          <w:rFonts w:ascii="Arial" w:cs="Arial" w:eastAsia="Arial" w:hAnsi="Arial"/>
+          <w:b/>
+          <w:bCs/>
+          <w:i w:val="false"/>
+          <w:sz w:val="23"/>
+          <w:szCs w:val="23"/>
+          <w:rtl/>
+        </w:rPr>
+        <w:t xml:space="preserve">خلّونا نجرّبها بدماغنا الأول. تخيلوا الشركة فتحت فرع جديد في أسيوط، وبعد ٦ شهور قفلته. ليه قفلته؟</w:t>
+      </w:r>
+    </w:p>
+    <w:p>
+      <w:pPr>
+        <w:keepNext/>
+        <w:keepLines/>
+        <w:pBdr>
+          <w:right w:val="single" w:color="1D3A6B" w:sz="18" w:space="8"/>
+        </w:pBdr>
+        <w:shd w:fill="EEF1F8" w:color="auto" w:val="clear"/>
+        <w:bidi/>
+        <w:spacing w:after="0" w:before="0" w:line="300"/>
+      </w:pPr>
+      <w:r>
+        <w:rPr>
+          <w:rFonts w:ascii="Arial" w:cs="Arial" w:eastAsia="Arial" w:hAnsi="Arial"/>
+          <w:b/>
+          <w:bCs/>
+          <w:i w:val="false"/>
+          <w:color w:val="1D3A6B"/>
+          <w:sz w:val="22"/>
+          <w:szCs w:val="22"/>
+          <w:rtl/>
+        </w:rPr>
+        <w:t xml:space="preserve">إجابات متوقعة:  </w:t>
+      </w:r>
+      <w:r>
+        <w:rPr>
+          <w:rFonts w:ascii="Arial" w:cs="Arial" w:eastAsia="Arial" w:hAnsi="Arial"/>
+          <w:b w:val="false"/>
+          <w:i w:val="false"/>
+          <w:sz w:val="23"/>
+          <w:szCs w:val="23"/>
+          <w:rtl/>
+        </w:rPr>
+        <w:t xml:space="preserve">مفيش طلب</w:t>
+      </w:r>
+    </w:p>
+    <w:p>
+      <w:pPr>
+        <w:keepNext/>
+        <w:keepLines/>
+        <w:pBdr>
+          <w:right w:val="single" w:color="1D3A6B" w:sz="18" w:space="8"/>
+        </w:pBdr>
+        <w:shd w:fill="EEF1F8" w:color="auto" w:val="clear"/>
+        <w:bidi/>
+        <w:spacing w:after="0" w:before="0" w:line="300"/>
+      </w:pPr>
+      <w:r>
+        <w:rPr>
+          <w:rFonts w:ascii="Arial" w:cs="Arial" w:eastAsia="Arial" w:hAnsi="Arial"/>
+          <w:b w:val="false"/>
+          <w:i w:val="false"/>
+          <w:sz w:val="23"/>
+          <w:szCs w:val="23"/>
+          <w:rtl/>
+        </w:rPr>
+        <w:t xml:space="preserve">المنافسة</w:t>
+      </w:r>
+    </w:p>
+    <w:p>
+      <w:pPr>
+        <w:keepNext/>
+        <w:keepLines/>
+        <w:pBdr>
+          <w:right w:val="single" w:color="1D3A6B" w:sz="18" w:space="8"/>
+        </w:pBdr>
+        <w:shd w:fill="EEF1F8" w:color="auto" w:val="clear"/>
+        <w:bidi/>
+        <w:spacing w:after="0" w:before="0" w:line="300"/>
+      </w:pPr>
+      <w:r>
+        <w:rPr>
+          <w:rFonts w:ascii="Arial" w:cs="Arial" w:eastAsia="Arial" w:hAnsi="Arial"/>
+          <w:b w:val="false"/>
+          <w:i w:val="false"/>
+          <w:sz w:val="23"/>
+          <w:szCs w:val="23"/>
+          <w:rtl/>
+        </w:rPr>
+        <w:t xml:space="preserve">التوصيل صعب</w:t>
+      </w:r>
+    </w:p>
+    <w:p>
+      <w:pPr>
+        <w:keepNext/>
+        <w:keepLines/>
+        <w:pBdr>
+          <w:right w:val="single" w:color="1D3A6B" w:sz="18" w:space="8"/>
+        </w:pBdr>
+        <w:shd w:fill="EEF1F8" w:color="auto" w:val="clear"/>
+        <w:bidi/>
+        <w:spacing w:after="0" w:before="0" w:line="300"/>
+      </w:pPr>
+      <w:r>
+        <w:rPr>
+          <w:rFonts w:ascii="Arial" w:cs="Arial" w:eastAsia="Arial" w:hAnsi="Arial"/>
+          <w:b w:val="false"/>
+          <w:i w:val="false"/>
+          <w:sz w:val="23"/>
+          <w:szCs w:val="23"/>
+          <w:rtl/>
+        </w:rPr>
+        <w:t xml:space="preserve">المدير مش مناسب</w:t>
+      </w:r>
+    </w:p>
+    <w:p>
+      <w:pPr>
+        <w:keepNext w:val="false"/>
+        <w:keepLines/>
+        <w:pBdr>
+          <w:right w:val="single" w:color="1D3A6B" w:sz="18" w:space="8"/>
+        </w:pBdr>
+        <w:shd w:fill="EEF1F8" w:color="auto" w:val="clear"/>
+        <w:bidi/>
+        <w:spacing w:after="140" w:before="0" w:line="300"/>
+      </w:pPr>
+      <w:r>
+        <w:rPr>
+          <w:rFonts w:ascii="Arial" w:cs="Arial" w:eastAsia="Arial" w:hAnsi="Arial"/>
+          <w:b w:val="false"/>
+          <w:i w:val="false"/>
+          <w:sz w:val="23"/>
+          <w:szCs w:val="23"/>
+          <w:rtl/>
+        </w:rPr>
+        <w:t xml:space="preserve">الإيجار غالي</w:t>
+      </w:r>
+    </w:p>
+    <w:p>
+      <w:pPr>
+        <w:keepNext w:val="false"/>
+        <w:keepLines/>
+        <w:pBdr>
+          <w:right w:val="single" w:color="0E4F4B" w:sz="18" w:space="8"/>
+        </w:pBdr>
+        <w:shd w:fill="FFFFFF" w:color="auto" w:val="clear"/>
+        <w:bidi/>
+        <w:spacing w:after="140" w:before="0" w:line="300"/>
+      </w:pPr>
+      <w:r>
+        <w:rPr>
+          <w:rFonts w:ascii="Arial" w:cs="Arial" w:eastAsia="Arial" w:hAnsi="Arial"/>
+          <w:b/>
+          <w:bCs/>
+          <w:i w:val="false"/>
+          <w:color w:val="0E4F4B"/>
+          <w:sz w:val="22"/>
+          <w:szCs w:val="22"/>
+          <w:rtl/>
+        </w:rPr>
+        <w:t xml:space="preserve">وبعدها تقول:  </w:t>
+      </w:r>
+      <w:r>
+        <w:rPr>
+          <w:rFonts w:ascii="Arial" w:cs="Arial" w:eastAsia="Arial" w:hAnsi="Arial"/>
+          <w:b w:val="false"/>
+          <w:i w:val="false"/>
+          <w:sz w:val="23"/>
+          <w:szCs w:val="23"/>
+          <w:rtl/>
+        </w:rPr>
+        <w:t xml:space="preserve">شايفين؟ في ٣٠ ثانية طلعتوا ٥ أسباب حقيقية. لو كنت سألتكم «إيه مخاطر فتح الفرع؟» كنتوا هتقولوا ٢. المخ بيشتغل أحسن لما يتخيل الفشل حصل فعلًا.</w:t>
+      </w:r>
+    </w:p>
+    <w:p>
+      <w:pPr>
+        <w:keepNext w:val="false"/>
+        <w:keepLines/>
+        <w:pBdr>
+          <w:right w:val="single" w:color="9A5B12" w:sz="18" w:space="8"/>
+        </w:pBdr>
+        <w:shd w:fill="FBF3E4" w:color="auto" w:val="clear"/>
+        <w:bidi/>
+        <w:spacing w:after="140" w:before="0" w:line="300"/>
+      </w:pPr>
+      <w:r>
+        <w:rPr>
+          <w:rFonts w:ascii="Arial" w:cs="Arial" w:eastAsia="Arial" w:hAnsi="Arial"/>
+          <w:b/>
+          <w:bCs/>
+          <w:i w:val="false"/>
+          <w:color w:val="9A5B12"/>
+          <w:sz w:val="22"/>
+          <w:szCs w:val="22"/>
+          <w:rtl/>
+        </w:rPr>
+        <w:t xml:space="preserve">حيلة ذكية (التجربة الذهنية قبل الأداة):  </w:t>
+      </w:r>
+      <w:r>
+        <w:rPr>
+          <w:rFonts w:ascii="Arial" w:cs="Arial" w:eastAsia="Arial" w:hAnsi="Arial"/>
+          <w:b w:val="false"/>
+          <w:i w:val="false"/>
+          <w:sz w:val="23"/>
+          <w:szCs w:val="23"/>
+          <w:rtl/>
+        </w:rPr>
+        <w:t xml:space="preserve">إنهم يجربوا التكنيك بدماغهم الأول بيثبت الفكرة، وبعدين الأداة بتضيف أسباب مافكروش فيها، فيشوفوا قيمتها.</w:t>
       </w:r>
     </w:p>
     <w:p>
@@ -5880,6 +7587,78 @@
         <w:keepNext w:val="false"/>
         <w:keepLines/>
         <w:pBdr>
+          <w:right w:val="single" w:color="555555" w:sz="18" w:space="8"/>
+        </w:pBdr>
+        <w:shd w:fill="EEF2F1" w:color="auto" w:val="clear"/>
+        <w:bidi/>
+        <w:spacing w:after="140" w:before="0" w:line="300"/>
+      </w:pPr>
+      <w:r>
+        <w:rPr>
+          <w:rFonts w:ascii="Arial" w:cs="Arial" w:eastAsia="Arial" w:hAnsi="Arial"/>
+          <w:b/>
+          <w:bCs/>
+          <w:i w:val="false"/>
+          <w:color w:val="555555"/>
+          <w:sz w:val="22"/>
+          <w:szCs w:val="22"/>
+          <w:rtl/>
+        </w:rPr>
+        <w:t xml:space="preserve">على الشاشة / اعمل:  </w:t>
+      </w:r>
+      <w:r>
+        <w:rPr>
+          <w:rFonts w:ascii="Arial" w:cs="Arial" w:eastAsia="Arial" w:hAnsi="Arial"/>
+          <w:b w:val="false"/>
+          <w:i w:val="false"/>
+          <w:sz w:val="23"/>
+          <w:szCs w:val="23"/>
+          <w:rtl/>
+        </w:rPr>
+        <w:t xml:space="preserve">دلوقتي حط الحالة كلها في الأداة مع الـ Prompt الشامل، وقوله: «استخدم الأسئلة السبعة، وحدد المعلومات الناقصة قبل أي استنتاج».</w:t>
+      </w:r>
+    </w:p>
+    <w:p>
+      <w:pPr>
+        <w:keepNext w:val="false"/>
+        <w:keepLines/>
+        <w:pBdr>
+          <w:right w:val="single" w:color="0E4F4B" w:sz="18" w:space="8"/>
+        </w:pBdr>
+        <w:shd w:fill="FFFFFF" w:color="auto" w:val="clear"/>
+        <w:bidi/>
+        <w:spacing w:after="140" w:before="0" w:line="300"/>
+      </w:pPr>
+      <w:r>
+        <w:rPr>
+          <w:rFonts w:ascii="Arial" w:cs="Arial" w:eastAsia="Arial" w:hAnsi="Arial"/>
+          <w:b/>
+          <w:bCs/>
+          <w:i w:val="false"/>
+          <w:color w:val="0E4F4B"/>
+          <w:sz w:val="22"/>
+          <w:szCs w:val="22"/>
+          <w:rtl/>
+        </w:rPr>
+        <w:t xml:space="preserve">تقول:  </w:t>
+      </w:r>
+      <w:r>
+        <w:rPr>
+          <w:rFonts w:ascii="Arial" w:cs="Arial" w:eastAsia="Arial" w:hAnsi="Arial"/>
+          <w:b w:val="false"/>
+          <w:i w:val="false"/>
+          <w:sz w:val="23"/>
+          <w:szCs w:val="23"/>
+          <w:rtl/>
+        </w:rPr>
+        <w:t xml:space="preserve">بصوا: أول حاجة عملها إنه قال «المعلومات دي ناقصة: التوقفات، الإنتاج لكل وردية، وقت تغيير الموديل». ماستنتجش حاجة وهمية. وبعدين قال إن تغيير الموديل يوم ١٢ سبتمبر غالبًا سبب رئيسي، وده افتراض محتاج يتأكد بالأرقام.</w:t>
+      </w:r>
+    </w:p>
+    <w:p>
+      <w:pPr>
+        <w:keepNext w:val="false"/>
+        <w:keepLines/>
+        <w:pBdr>
           <w:right w:val="single" w:color="9A5B12" w:sz="18" w:space="8"/>
         </w:pBdr>
         <w:shd w:fill="FBF3E4" w:color="auto" w:val="clear"/>
@@ -6016,6 +7795,79 @@
     </w:p>
     <w:p>
       <w:pPr>
+        <w:keepNext w:val="false"/>
+        <w:keepLines/>
+        <w:pBdr>
+          <w:right w:val="single" w:color="5B2A45" w:sz="18" w:space="8"/>
+        </w:pBdr>
+        <w:shd w:fill="F6EEF3" w:color="auto" w:val="clear"/>
+        <w:bidi/>
+        <w:spacing w:after="140" w:before="0" w:line="300"/>
+      </w:pPr>
+      <w:r>
+        <w:rPr>
+          <w:rFonts w:ascii="Arial" w:cs="Arial" w:eastAsia="Arial" w:hAnsi="Arial"/>
+          <w:b/>
+          <w:bCs/>
+          <w:i w:val="false"/>
+          <w:color w:val="5B2A45"/>
+          <w:sz w:val="22"/>
+          <w:szCs w:val="22"/>
+          <w:rtl/>
+        </w:rPr>
+        <w:t xml:space="preserve">لو اتسألت:  </w:t>
+      </w:r>
+      <w:r>
+        <w:rPr>
+          <w:rFonts w:ascii="Arial" w:cs="Arial" w:eastAsia="Arial" w:hAnsi="Arial"/>
+          <w:b/>
+          <w:bCs/>
+          <w:i w:val="false"/>
+          <w:sz w:val="23"/>
+          <w:szCs w:val="23"/>
+          <w:rtl/>
+        </w:rPr>
+        <w:t xml:space="preserve">يعني الـ Prompt الشامل ده أستخدمه في كل حاجة؟</w:t>
+      </w:r>
+    </w:p>
+    <w:p>
+      <w:pPr>
+        <w:keepNext w:val="false"/>
+        <w:keepLines/>
+        <w:pBdr>
+          <w:right w:val="single" w:color="5B2A45" w:sz="18" w:space="8"/>
+        </w:pBdr>
+        <w:shd w:fill="F6EEF3" w:color="auto" w:val="clear"/>
+        <w:bidi/>
+        <w:spacing w:after="140" w:before="0" w:line="300"/>
+      </w:pPr>
+      <w:r>
+        <w:rPr>
+          <w:rFonts w:ascii="Arial" w:cs="Arial" w:eastAsia="Arial" w:hAnsi="Arial"/>
+          <w:b/>
+          <w:bCs/>
+          <w:i w:val="false"/>
+          <w:color w:val="5B2A45"/>
+          <w:sz w:val="22"/>
+          <w:szCs w:val="22"/>
+          <w:rtl/>
+        </w:rPr>
+        <w:t xml:space="preserve">ترد:  </w:t>
+      </w:r>
+      <w:r>
+        <w:rPr>
+          <w:rFonts w:ascii="Arial" w:cs="Arial" w:eastAsia="Arial" w:hAnsi="Arial"/>
+          <w:b w:val="false"/>
+          <w:i w:val="false"/>
+          <w:sz w:val="23"/>
+          <w:szCs w:val="23"/>
+          <w:rtl/>
+        </w:rPr>
+        <w:t xml:space="preserve">لأ. ده للقرارات الكبيرة والغامضة. لقرار صغير زي «أبعت الإيميل ده النهارده ولا بكرة؟» مش محتاجه. القاعدة: كل ما القرار أغلى، كل ما التحليل أعمق.</w:t>
+      </w:r>
+    </w:p>
+    <w:p>
+      <w:pPr>
         <w:bidi/>
         <w:spacing w:after="100" w:before="0" w:line="300"/>
       </w:pPr>
@@ -6183,7 +8035,285 @@
           <w:szCs w:val="23"/>
           <w:rtl/>
         </w:rPr>
+        <w:t xml:space="preserve">الصق نفس الملخص الضعيف في الـ Prompt. اعرض أسئلة «أستاذ عادل الرقمي».</w:t>
+      </w:r>
+    </w:p>
+    <w:p>
+      <w:pPr>
+        <w:keepNext w:val="false"/>
+        <w:keepLines/>
+        <w:pBdr>
+          <w:right w:val="single" w:color="1D3A6B" w:sz="18" w:space="8"/>
+        </w:pBdr>
+        <w:shd w:fill="EEF1F8" w:color="auto" w:val="clear"/>
+        <w:bidi/>
+        <w:spacing w:after="140" w:before="0" w:line="300"/>
+      </w:pPr>
+      <w:r>
+        <w:rPr>
+          <w:rFonts w:ascii="Arial" w:cs="Arial" w:eastAsia="Arial" w:hAnsi="Arial"/>
+          <w:b/>
+          <w:bCs/>
+          <w:i w:val="false"/>
+          <w:color w:val="1D3A6B"/>
+          <w:sz w:val="22"/>
+          <w:szCs w:val="22"/>
+          <w:rtl/>
+        </w:rPr>
+        <w:t xml:space="preserve">اسأل القاعة:  </w:t>
+      </w:r>
+      <w:r>
+        <w:rPr>
+          <w:rFonts w:ascii="Arial" w:cs="Arial" w:eastAsia="Arial" w:hAnsi="Arial"/>
+          <w:b/>
+          <w:bCs/>
+          <w:i w:val="false"/>
+          <w:sz w:val="23"/>
+          <w:szCs w:val="23"/>
+          <w:rtl/>
+        </w:rPr>
+        <w:t xml:space="preserve">أسئلته قريبة من أسئلة أستاذ عادل الحقيقي؟</w:t>
+      </w:r>
+    </w:p>
+    <w:p>
+      <w:pPr>
+        <w:keepNext/>
+        <w:keepLines/>
+        <w:pBdr>
+          <w:right w:val="single" w:color="1D3A6B" w:sz="18" w:space="8"/>
+        </w:pBdr>
+        <w:shd w:fill="EEF1F8" w:color="auto" w:val="clear"/>
+        <w:bidi/>
+        <w:spacing w:after="0" w:before="0" w:line="300"/>
+      </w:pPr>
+      <w:r>
+        <w:rPr>
+          <w:rFonts w:ascii="Arial" w:cs="Arial" w:eastAsia="Arial" w:hAnsi="Arial"/>
+          <w:b/>
+          <w:bCs/>
+          <w:i w:val="false"/>
+          <w:color w:val="1D3A6B"/>
+          <w:sz w:val="22"/>
+          <w:szCs w:val="22"/>
+          <w:rtl/>
+        </w:rPr>
+        <w:t xml:space="preserve">إجابات متوقعة:  </w:t>
+      </w:r>
+      <w:r>
+        <w:rPr>
+          <w:rFonts w:ascii="Arial" w:cs="Arial" w:eastAsia="Arial" w:hAnsi="Arial"/>
+          <w:b w:val="false"/>
+          <w:i w:val="false"/>
+          <w:sz w:val="23"/>
+          <w:szCs w:val="23"/>
+          <w:rtl/>
+        </w:rPr>
+        <w:t xml:space="preserve">أيوه</w:t>
+      </w:r>
+    </w:p>
+    <w:p>
+      <w:pPr>
+        <w:keepNext w:val="false"/>
+        <w:keepLines/>
+        <w:pBdr>
+          <w:right w:val="single" w:color="1D3A6B" w:sz="18" w:space="8"/>
+        </w:pBdr>
+        <w:shd w:fill="EEF1F8" w:color="auto" w:val="clear"/>
+        <w:bidi/>
+        <w:spacing w:after="140" w:before="0" w:line="300"/>
+      </w:pPr>
+      <w:r>
+        <w:rPr>
+          <w:rFonts w:ascii="Arial" w:cs="Arial" w:eastAsia="Arial" w:hAnsi="Arial"/>
+          <w:b w:val="false"/>
+          <w:i w:val="false"/>
+          <w:sz w:val="23"/>
+          <w:szCs w:val="23"/>
+          <w:rtl/>
+        </w:rPr>
+        <w:t xml:space="preserve">أصعب كمان</w:t>
+      </w:r>
+    </w:p>
+    <w:p>
+      <w:pPr>
+        <w:keepNext w:val="false"/>
+        <w:keepLines/>
+        <w:pBdr>
+          <w:right w:val="single" w:color="0E4F4B" w:sz="18" w:space="8"/>
+        </w:pBdr>
+        <w:shd w:fill="FFFFFF" w:color="auto" w:val="clear"/>
+        <w:bidi/>
+        <w:spacing w:after="140" w:before="0" w:line="300"/>
+      </w:pPr>
+      <w:r>
+        <w:rPr>
+          <w:rFonts w:ascii="Arial" w:cs="Arial" w:eastAsia="Arial" w:hAnsi="Arial"/>
+          <w:b/>
+          <w:bCs/>
+          <w:i w:val="false"/>
+          <w:color w:val="0E4F4B"/>
+          <w:sz w:val="22"/>
+          <w:szCs w:val="22"/>
+          <w:rtl/>
+        </w:rPr>
+        <w:t xml:space="preserve">وبعدها تقول:  </w:t>
+      </w:r>
+      <w:r>
+        <w:rPr>
+          <w:rFonts w:ascii="Arial" w:cs="Arial" w:eastAsia="Arial" w:hAnsi="Arial"/>
+          <w:b w:val="false"/>
+          <w:i w:val="false"/>
+          <w:sz w:val="23"/>
+          <w:szCs w:val="23"/>
+          <w:rtl/>
+        </w:rPr>
+        <w:t xml:space="preserve">بالظبط. وكده إنت عرفت الأسئلة قبل الاجتماع، وجاوبت عليها في الملخص نفسه.</w:t>
+      </w:r>
+    </w:p>
+    <w:p>
+      <w:pPr>
+        <w:keepNext w:val="false"/>
+        <w:keepLines/>
+        <w:pBdr>
+          <w:right w:val="single" w:color="555555" w:sz="18" w:space="8"/>
+        </w:pBdr>
+        <w:shd w:fill="EEF2F1" w:color="auto" w:val="clear"/>
+        <w:bidi/>
+        <w:spacing w:after="140" w:before="0" w:line="300"/>
+      </w:pPr>
+      <w:r>
+        <w:rPr>
+          <w:rFonts w:ascii="Arial" w:cs="Arial" w:eastAsia="Arial" w:hAnsi="Arial"/>
+          <w:b/>
+          <w:bCs/>
+          <w:i w:val="false"/>
+          <w:color w:val="555555"/>
+          <w:sz w:val="22"/>
+          <w:szCs w:val="22"/>
+          <w:rtl/>
+        </w:rPr>
+        <w:t xml:space="preserve">على الشاشة / اعمل:  </w:t>
+      </w:r>
+      <w:r>
+        <w:rPr>
+          <w:rFonts w:ascii="Arial" w:cs="Arial" w:eastAsia="Arial" w:hAnsi="Arial"/>
+          <w:b w:val="false"/>
+          <w:i w:val="false"/>
+          <w:sz w:val="23"/>
+          <w:szCs w:val="23"/>
+          <w:rtl/>
+        </w:rPr>
         <w:t xml:space="preserve">اعرض ملخص تنفيذي ضعيف جهّزته (عن حالة الكفاءة) واطلب من «أستاذ عادل» يسأل.</w:t>
+      </w:r>
+    </w:p>
+    <w:p>
+      <w:pPr>
+        <w:keepNext w:val="false"/>
+        <w:keepLines/>
+        <w:pBdr>
+          <w:right w:val="single" w:color="555555" w:sz="18" w:space="8"/>
+        </w:pBdr>
+        <w:shd w:fill="F5F5F5" w:color="auto" w:val="clear"/>
+        <w:bidi/>
+        <w:spacing w:after="140" w:before="0" w:line="300"/>
+      </w:pPr>
+      <w:r>
+        <w:rPr>
+          <w:rFonts w:ascii="Arial" w:cs="Arial" w:eastAsia="Arial" w:hAnsi="Arial"/>
+          <w:b/>
+          <w:bCs/>
+          <w:i w:val="false"/>
+          <w:color w:val="555555"/>
+          <w:sz w:val="22"/>
+          <w:szCs w:val="22"/>
+          <w:rtl/>
+        </w:rPr>
+        <w:t xml:space="preserve">ملحوظة ليك:  </w:t>
+      </w:r>
+      <w:r>
+        <w:rPr>
+          <w:rFonts w:ascii="Arial" w:cs="Arial" w:eastAsia="Arial" w:hAnsi="Arial"/>
+          <w:b w:val="false"/>
+          <w:i/>
+          <w:iCs/>
+          <w:color w:val="555555"/>
+          <w:sz w:val="23"/>
+          <w:szCs w:val="23"/>
+          <w:rtl/>
+        </w:rPr>
+        <w:t xml:space="preserve">الملخص الضعيف اللي تجهّزه: «الكفاءة نزلت ٧٪ بسبب مشاكل تشغيلية. نقترح تحسين الأداء وزيادة المتابعة». مفيهوش أرقام ولا سبب محدد ولا مسؤول ولا موعد. أستاذ عادل هيدمّره.</w:t>
+      </w:r>
+    </w:p>
+    <w:p>
+      <w:pPr>
+        <w:keepNext w:val="false"/>
+        <w:keepLines/>
+        <w:pBdr>
+          <w:right w:val="single" w:color="0E4F4B" w:sz="18" w:space="8"/>
+        </w:pBdr>
+        <w:shd w:fill="FFFFFF" w:color="auto" w:val="clear"/>
+        <w:bidi/>
+        <w:spacing w:after="140" w:before="0" w:line="300"/>
+      </w:pPr>
+      <w:r>
+        <w:rPr>
+          <w:rFonts w:ascii="Arial" w:cs="Arial" w:eastAsia="Arial" w:hAnsi="Arial"/>
+          <w:b/>
+          <w:bCs/>
+          <w:i w:val="false"/>
+          <w:color w:val="0E4F4B"/>
+          <w:sz w:val="22"/>
+          <w:szCs w:val="22"/>
+          <w:rtl/>
+        </w:rPr>
+        <w:t xml:space="preserve">تقول:  </w:t>
+      </w:r>
+      <w:r>
+        <w:rPr>
+          <w:rFonts w:ascii="Arial" w:cs="Arial" w:eastAsia="Arial" w:hAnsi="Arial"/>
+          <w:b w:val="false"/>
+          <w:i w:val="false"/>
+          <w:sz w:val="23"/>
+          <w:szCs w:val="23"/>
+          <w:rtl/>
+        </w:rPr>
+        <w:t xml:space="preserve">يلا يا أستاذ عادل. اقرا الملخص، واسأل.</w:t>
+      </w:r>
+    </w:p>
+    <w:p>
+      <w:pPr>
+        <w:keepNext w:val="false"/>
+        <w:keepLines/>
+        <w:pBdr>
+          <w:right w:val="single" w:color="555555" w:sz="18" w:space="8"/>
+        </w:pBdr>
+        <w:shd w:fill="EEF2F1" w:color="auto" w:val="clear"/>
+        <w:bidi/>
+        <w:spacing w:after="140" w:before="0" w:line="300"/>
+      </w:pPr>
+      <w:r>
+        <w:rPr>
+          <w:rFonts w:ascii="Arial" w:cs="Arial" w:eastAsia="Arial" w:hAnsi="Arial"/>
+          <w:b/>
+          <w:bCs/>
+          <w:i w:val="false"/>
+          <w:color w:val="555555"/>
+          <w:sz w:val="22"/>
+          <w:szCs w:val="22"/>
+          <w:rtl/>
+        </w:rPr>
+        <w:t xml:space="preserve">على الشاشة / اعمل:  </w:t>
+      </w:r>
+      <w:r>
+        <w:rPr>
+          <w:rFonts w:ascii="Arial" w:cs="Arial" w:eastAsia="Arial" w:hAnsi="Arial"/>
+          <w:b w:val="false"/>
+          <w:i w:val="false"/>
+          <w:sz w:val="23"/>
+          <w:szCs w:val="23"/>
+          <w:rtl/>
+        </w:rPr>
+        <w:t xml:space="preserve">شجّع المتطوع يمثل بجد. لو كان خجول، ساعده: «يا أستاذ عادل، مش هتسأل الـ ٧٪ دي جت منين؟».</w:t>
       </w:r>
     </w:p>
     <w:p>
@@ -6988,6 +9118,78 @@
         <w:keepNext w:val="false"/>
         <w:keepLines/>
         <w:pBdr>
+          <w:right w:val="single" w:color="0E4F4B" w:sz="18" w:space="8"/>
+        </w:pBdr>
+        <w:shd w:fill="FFFFFF" w:color="auto" w:val="clear"/>
+        <w:bidi/>
+        <w:spacing w:after="140" w:before="0" w:line="300"/>
+      </w:pPr>
+      <w:r>
+        <w:rPr>
+          <w:rFonts w:ascii="Arial" w:cs="Arial" w:eastAsia="Arial" w:hAnsi="Arial"/>
+          <w:b/>
+          <w:bCs/>
+          <w:i w:val="false"/>
+          <w:color w:val="0E4F4B"/>
+          <w:sz w:val="22"/>
+          <w:szCs w:val="22"/>
+          <w:rtl/>
+        </w:rPr>
+        <w:t xml:space="preserve">تقول:  </w:t>
+      </w:r>
+      <w:r>
+        <w:rPr>
+          <w:rFonts w:ascii="Arial" w:cs="Arial" w:eastAsia="Arial" w:hAnsi="Arial"/>
+          <w:b w:val="false"/>
+          <w:i w:val="false"/>
+          <w:sz w:val="23"/>
+          <w:szCs w:val="23"/>
+          <w:rtl/>
+        </w:rPr>
+        <w:t xml:space="preserve">قبل ما تبدأوا: ٣٥ دقيقة، ٥ مهام. أهم حاجة المهمة ٣ و٤. لو المحضر خد منك وقت، اختصر فيه وماتختصرش في الملخص.</w:t>
+      </w:r>
+    </w:p>
+    <w:p>
+      <w:pPr>
+        <w:keepNext w:val="false"/>
+        <w:keepLines/>
+        <w:pBdr>
+          <w:right w:val="single" w:color="0E4F4B" w:sz="18" w:space="8"/>
+        </w:pBdr>
+        <w:shd w:fill="FFFFFF" w:color="auto" w:val="clear"/>
+        <w:bidi/>
+        <w:spacing w:after="140" w:before="0" w:line="300"/>
+      </w:pPr>
+      <w:r>
+        <w:rPr>
+          <w:rFonts w:ascii="Arial" w:cs="Arial" w:eastAsia="Arial" w:hAnsi="Arial"/>
+          <w:b/>
+          <w:bCs/>
+          <w:i w:val="false"/>
+          <w:color w:val="0E4F4B"/>
+          <w:sz w:val="22"/>
+          <w:szCs w:val="22"/>
+          <w:rtl/>
+        </w:rPr>
+        <w:t xml:space="preserve">تقول:  </w:t>
+      </w:r>
+      <w:r>
+        <w:rPr>
+          <w:rFonts w:ascii="Arial" w:cs="Arial" w:eastAsia="Arial" w:hAnsi="Arial"/>
+          <w:b w:val="false"/>
+          <w:i w:val="false"/>
+          <w:sz w:val="23"/>
+          <w:szCs w:val="23"/>
+          <w:rtl/>
+        </w:rPr>
+        <w:t xml:space="preserve">وافتكروا: المشكلة لازم تكون حقيقية من قسمك. مش عايزين مثال من كتاب. عايزين حاجة لو اتحلت، مديرك هيفرح.</w:t>
+      </w:r>
+    </w:p>
+    <w:p>
+      <w:pPr>
+        <w:keepNext w:val="false"/>
+        <w:keepLines/>
+        <w:pBdr>
           <w:right w:val="single" w:color="9B2C2C" w:sz="18" w:space="8"/>
         </w:pBdr>
         <w:shd w:fill="FBEAEA" w:color="auto" w:val="clear"/>
@@ -7089,6 +9291,114 @@
           <w:rtl/>
         </w:rPr>
         <w:t xml:space="preserve">الملخص طلع طويل: «صفحة واحدة يعني صفحة واحدة. المدير مش هيقرا أكتر». استخدم جملة الاختصار من الجلسة الأولى.</w:t>
+      </w:r>
+    </w:p>
+    <w:p>
+      <w:pPr>
+        <w:keepNext w:val="false"/>
+        <w:keepLines/>
+        <w:pBdr>
+          <w:right w:val="single" w:color="9B2C2C" w:sz="18" w:space="8"/>
+        </w:pBdr>
+        <w:shd w:fill="FBEAEA" w:color="auto" w:val="clear"/>
+        <w:bidi/>
+        <w:spacing w:after="140" w:before="0" w:line="300"/>
+      </w:pPr>
+      <w:r>
+        <w:rPr>
+          <w:rFonts w:ascii="Arial" w:cs="Arial" w:eastAsia="Arial" w:hAnsi="Arial"/>
+          <w:b/>
+          <w:bCs/>
+          <w:i w:val="false"/>
+          <w:color w:val="9B2C2C"/>
+          <w:sz w:val="22"/>
+          <w:szCs w:val="22"/>
+          <w:rtl/>
+        </w:rPr>
+        <w:t xml:space="preserve">لو حصل:  </w:t>
+      </w:r>
+      <w:r>
+        <w:rPr>
+          <w:rFonts w:ascii="Arial" w:cs="Arial" w:eastAsia="Arial" w:hAnsi="Arial"/>
+          <w:b w:val="false"/>
+          <w:i w:val="false"/>
+          <w:sz w:val="23"/>
+          <w:szCs w:val="23"/>
+          <w:rtl/>
+        </w:rPr>
+        <w:t xml:space="preserve">متدرب بيقول «الأداة بتقترح حلول مش واقعية في شركتنا»: قول له: «عشان ماقلتلهاش القيود. ضيف: الميزانية كام، ومين يقدر ينفّذ، وإيه الممنوع». العنصر الخامس من الجلسة الأولى.</w:t>
+      </w:r>
+    </w:p>
+    <w:p>
+      <w:pPr>
+        <w:keepNext w:val="false"/>
+        <w:keepLines/>
+        <w:pBdr>
+          <w:right w:val="single" w:color="9B2C2C" w:sz="18" w:space="8"/>
+        </w:pBdr>
+        <w:shd w:fill="FBEAEA" w:color="auto" w:val="clear"/>
+        <w:bidi/>
+        <w:spacing w:after="140" w:before="0" w:line="300"/>
+      </w:pPr>
+      <w:r>
+        <w:rPr>
+          <w:rFonts w:ascii="Arial" w:cs="Arial" w:eastAsia="Arial" w:hAnsi="Arial"/>
+          <w:b/>
+          <w:bCs/>
+          <w:i w:val="false"/>
+          <w:color w:val="9B2C2C"/>
+          <w:sz w:val="22"/>
+          <w:szCs w:val="22"/>
+          <w:rtl/>
+        </w:rPr>
+        <w:t xml:space="preserve">لو حصل:  </w:t>
+      </w:r>
+      <w:r>
+        <w:rPr>
+          <w:rFonts w:ascii="Arial" w:cs="Arial" w:eastAsia="Arial" w:hAnsi="Arial"/>
+          <w:b w:val="false"/>
+          <w:i w:val="false"/>
+          <w:sz w:val="23"/>
+          <w:szCs w:val="23"/>
+          <w:rtl/>
+        </w:rPr>
+        <w:t xml:space="preserve">متدرب خلّص بدري: «اطلب ٣ سيناريوهات للمشكلة بتاعتك، وحدد العلامات المبكرة لكل واحد».</w:t>
+      </w:r>
+    </w:p>
+    <w:p>
+      <w:pPr>
+        <w:keepNext w:val="false"/>
+        <w:keepLines/>
+        <w:pBdr>
+          <w:right w:val="single" w:color="555555" w:sz="18" w:space="8"/>
+        </w:pBdr>
+        <w:shd w:fill="EEF2F1" w:color="auto" w:val="clear"/>
+        <w:bidi/>
+        <w:spacing w:after="140" w:before="0" w:line="300"/>
+      </w:pPr>
+      <w:r>
+        <w:rPr>
+          <w:rFonts w:ascii="Arial" w:cs="Arial" w:eastAsia="Arial" w:hAnsi="Arial"/>
+          <w:b/>
+          <w:bCs/>
+          <w:i w:val="false"/>
+          <w:color w:val="555555"/>
+          <w:sz w:val="22"/>
+          <w:szCs w:val="22"/>
+          <w:rtl/>
+        </w:rPr>
+        <w:t xml:space="preserve">على الشاشة / اعمل:  </w:t>
+      </w:r>
+      <w:r>
+        <w:rPr>
+          <w:rFonts w:ascii="Arial" w:cs="Arial" w:eastAsia="Arial" w:hAnsi="Arial"/>
+          <w:b w:val="false"/>
+          <w:i w:val="false"/>
+          <w:sz w:val="23"/>
+          <w:szCs w:val="23"/>
+          <w:rtl/>
+        </w:rPr>
+        <w:t xml:space="preserve">بعد ٢٠ دقيقة: اضرب الجرس. «المفروض دلوقتي كلكم معاكم مسودة الملخص. اللي لسه في التشخيص، اختصر وروح للملخص».</w:t>
       </w:r>
     </w:p>
     <w:p>
@@ -7186,6 +9496,78 @@
     </w:p>
     <w:p>
       <w:pPr>
+        <w:keepNext w:val="false"/>
+        <w:keepLines/>
+        <w:pBdr>
+          <w:right w:val="single" w:color="0E4F4B" w:sz="18" w:space="8"/>
+        </w:pBdr>
+        <w:shd w:fill="FFFFFF" w:color="auto" w:val="clear"/>
+        <w:bidi/>
+        <w:spacing w:after="140" w:before="0" w:line="300"/>
+      </w:pPr>
+      <w:r>
+        <w:rPr>
+          <w:rFonts w:ascii="Arial" w:cs="Arial" w:eastAsia="Arial" w:hAnsi="Arial"/>
+          <w:b/>
+          <w:bCs/>
+          <w:i w:val="false"/>
+          <w:color w:val="0E4F4B"/>
+          <w:sz w:val="22"/>
+          <w:szCs w:val="22"/>
+          <w:rtl/>
+        </w:rPr>
+        <w:t xml:space="preserve">تقول:  </w:t>
+      </w:r>
+      <w:r>
+        <w:rPr>
+          <w:rFonts w:ascii="Arial" w:cs="Arial" w:eastAsia="Arial" w:hAnsi="Arial"/>
+          <w:b w:val="false"/>
+          <w:i w:val="false"/>
+          <w:sz w:val="23"/>
+          <w:szCs w:val="23"/>
+          <w:rtl/>
+        </w:rPr>
+        <w:t xml:space="preserve">اللي عرض النهارده عمل حاجة أغلب الموظفين بيخافوا منها: قدّم تحليل قدام ناس وسمع أسئلة صعبة. ده تمرين للجلسة التامنة، لما كل واحد هيعرض مشروعه.</w:t>
+      </w:r>
+    </w:p>
+    <w:p>
+      <w:pPr>
+        <w:keepNext w:val="false"/>
+        <w:keepLines/>
+        <w:pBdr>
+          <w:right w:val="single" w:color="555555" w:sz="18" w:space="8"/>
+        </w:pBdr>
+        <w:shd w:fill="EEF2F1" w:color="auto" w:val="clear"/>
+        <w:bidi/>
+        <w:spacing w:after="140" w:before="0" w:line="300"/>
+      </w:pPr>
+      <w:r>
+        <w:rPr>
+          <w:rFonts w:ascii="Arial" w:cs="Arial" w:eastAsia="Arial" w:hAnsi="Arial"/>
+          <w:b/>
+          <w:bCs/>
+          <w:i w:val="false"/>
+          <w:color w:val="555555"/>
+          <w:sz w:val="22"/>
+          <w:szCs w:val="22"/>
+          <w:rtl/>
+        </w:rPr>
+        <w:t xml:space="preserve">على الشاشة / اعمل:  </w:t>
+      </w:r>
+      <w:r>
+        <w:rPr>
+          <w:rFonts w:ascii="Arial" w:cs="Arial" w:eastAsia="Arial" w:hAnsi="Arial"/>
+          <w:b w:val="false"/>
+          <w:i w:val="false"/>
+          <w:sz w:val="23"/>
+          <w:szCs w:val="23"/>
+          <w:rtl/>
+        </w:rPr>
+        <w:t xml:space="preserve">اشكر كل متطوع بجملة محددة: «أكتر حاجة عجبتني إن ملخصك فيه مسؤول وموعد لكل خطوة».</w:t>
+      </w:r>
+    </w:p>
+    <w:p>
+      <w:pPr>
         <w:bidi/>
         <w:spacing w:after="100" w:before="0" w:line="300"/>
       </w:pPr>
@@ -7428,6 +9810,42 @@
           <w:rtl/>
         </w:rPr>
         <w:t xml:space="preserve">تذكرة الخروج: مهمة واحدة هتفوّضها لموظفك الرقمي بكرة الصبح.</w:t>
+      </w:r>
+    </w:p>
+    <w:p>
+      <w:pPr>
+        <w:keepNext w:val="false"/>
+        <w:keepLines/>
+        <w:pBdr>
+          <w:right w:val="single" w:color="0E4F4B" w:sz="18" w:space="8"/>
+        </w:pBdr>
+        <w:shd w:fill="FFFFFF" w:color="auto" w:val="clear"/>
+        <w:bidi/>
+        <w:spacing w:after="140" w:before="0" w:line="300"/>
+      </w:pPr>
+      <w:r>
+        <w:rPr>
+          <w:rFonts w:ascii="Arial" w:cs="Arial" w:eastAsia="Arial" w:hAnsi="Arial"/>
+          <w:b/>
+          <w:bCs/>
+          <w:i w:val="false"/>
+          <w:color w:val="0E4F4B"/>
+          <w:sz w:val="22"/>
+          <w:szCs w:val="22"/>
+          <w:rtl/>
+        </w:rPr>
+        <w:t xml:space="preserve">تقول:  </w:t>
+      </w:r>
+      <w:r>
+        <w:rPr>
+          <w:rFonts w:ascii="Arial" w:cs="Arial" w:eastAsia="Arial" w:hAnsi="Arial"/>
+          <w:b w:val="false"/>
+          <w:i w:val="false"/>
+          <w:sz w:val="23"/>
+          <w:szCs w:val="23"/>
+          <w:rtl/>
+        </w:rPr>
+        <w:t xml:space="preserve">خلاصة النهارده في ٣ جمل: اطلب نتيجة مش إجابة. خلّي الأداة تتحداك مش تطبّلك. واسأل أستاذ عادل قبل ما تروح لمديرك.</w:t>
       </w:r>
     </w:p>
     <w:p>
